--- a/Dokumente/Dokumentation.docx
+++ b/Dokumente/Dokumentation.docx
@@ -2301,23 +2301,7 @@
                 <w:sz w:val="22"/>
                 <w:szCs w:val="22"/>
               </w:rPr>
-              <w:t xml:space="preserve">In diesem Kapitel zeigst du, wie du dein Projekt organisierst und planst. Dazu </w:t>
-            </w:r>
-            <w:proofErr w:type="gramStart"/>
-            <w:r>
-              <w:rPr>
-                <w:sz w:val="22"/>
-                <w:szCs w:val="22"/>
-              </w:rPr>
-              <w:t>gehören</w:t>
-            </w:r>
-            <w:proofErr w:type="gramEnd"/>
-            <w:r>
-              <w:rPr>
-                <w:sz w:val="22"/>
-                <w:szCs w:val="22"/>
-              </w:rPr>
-              <w:t xml:space="preserve"> ein realistischer Zeitplan, die Aufgabenverteilung im Team, wichtige Meilensteine sowie benötigte Ressourcen. Ebenfalls sollen Abhängigkeiten zwischen Aufgaben und eine Checkliste oder Arbeitsübersicht enthalten sein.</w:t>
+              <w:t>In diesem Kapitel zeigst du, wie du dein Projekt organisierst und planst. Dazu gehören ein realistischer Zeitplan, die Aufgabenverteilung im Team, wichtige Meilensteine sowie benötigte Ressourcen. Ebenfalls sollen Abhängigkeiten zwischen Aufgaben und eine Checkliste oder Arbeitsübersicht enthalten sein.</w:t>
             </w:r>
           </w:p>
           <w:p>
@@ -2672,7 +2656,6 @@
               </w:rPr>
             </w:pPr>
             <w:proofErr w:type="spellStart"/>
-            <w:proofErr w:type="gramStart"/>
             <w:r>
               <w:rPr>
                 <w:sz w:val="22"/>
@@ -2686,15 +2669,7 @@
                 <w:sz w:val="22"/>
                 <w:szCs w:val="22"/>
               </w:rPr>
-              <w:t>,  optionale</w:t>
-            </w:r>
-            <w:proofErr w:type="gramEnd"/>
-            <w:r>
-              <w:rPr>
-                <w:sz w:val="22"/>
-                <w:szCs w:val="22"/>
-              </w:rPr>
-              <w:t xml:space="preserve"> Features, Bugfixes</w:t>
+              <w:t>,  optionale Features, Bugfixes</w:t>
             </w:r>
           </w:p>
         </w:tc>
@@ -2794,12 +2769,14 @@
         <w:rPr>
           <w:sz w:val="22"/>
           <w:szCs w:val="22"/>
-        </w:rPr>
-      </w:pPr>
-      <w:r>
-        <w:rPr>
-          <w:sz w:val="22"/>
-          <w:szCs w:val="22"/>
+          <w:lang w:val="en-GB"/>
+        </w:rPr>
+      </w:pPr>
+      <w:r>
+        <w:rPr>
+          <w:sz w:val="22"/>
+          <w:szCs w:val="22"/>
+          <w:lang w:val="en-GB"/>
         </w:rPr>
         <w:t>Leon: Frontend (HTML, CSS, JS) + SQLite</w:t>
       </w:r>
@@ -2809,30 +2786,16 @@
         <w:rPr>
           <w:sz w:val="22"/>
           <w:szCs w:val="22"/>
-        </w:rPr>
-      </w:pPr>
-      <w:r>
-        <w:rPr>
-          <w:sz w:val="22"/>
-          <w:szCs w:val="22"/>
-        </w:rPr>
-        <w:t xml:space="preserve">Elio: Backend (evtl. Java + </w:t>
-      </w:r>
-      <w:proofErr w:type="spellStart"/>
-      <w:r>
-        <w:rPr>
-          <w:sz w:val="22"/>
-          <w:szCs w:val="22"/>
-        </w:rPr>
-        <w:t>Quarkus</w:t>
-      </w:r>
-      <w:proofErr w:type="spellEnd"/>
-      <w:r>
-        <w:rPr>
-          <w:sz w:val="22"/>
-          <w:szCs w:val="22"/>
-        </w:rPr>
-        <w:t>)</w:t>
+          <w:lang w:val="en-GB"/>
+        </w:rPr>
+      </w:pPr>
+      <w:r>
+        <w:rPr>
+          <w:sz w:val="22"/>
+          <w:szCs w:val="22"/>
+          <w:lang w:val="en-GB"/>
+        </w:rPr>
+        <w:t>Elio: Backend (evtl. Java + Quarkus)</w:t>
       </w:r>
     </w:p>
     <w:p>
@@ -3473,30 +3436,36 @@
       <w:pPr>
         <w:jc w:val="both"/>
         <w:rPr>
-          <w:sz w:val="22"/>
-          <w:szCs w:val="22"/>
-        </w:rPr>
-      </w:pPr>
-      <w:r>
-        <w:rPr>
-          <w:sz w:val="22"/>
-          <w:szCs w:val="22"/>
-        </w:rPr>
-        <w:t xml:space="preserve">Elio </w:t>
-      </w:r>
-      <w:r>
-        <w:rPr>
-          <w:sz w:val="22"/>
-          <w:szCs w:val="22"/>
-        </w:rPr>
-        <w:t xml:space="preserve">- </w:t>
-      </w:r>
-      <w:r>
-        <w:rPr>
-          <w:sz w:val="22"/>
-          <w:szCs w:val="22"/>
-        </w:rPr>
-        <w:t xml:space="preserve">erklären auf was für Techniken gesetzt wurde. Nicht nur Java und </w:t>
+          <w:b/>
+          <w:bCs/>
+          <w:sz w:val="22"/>
+          <w:szCs w:val="22"/>
+        </w:rPr>
+      </w:pPr>
+      <w:r>
+        <w:rPr>
+          <w:b/>
+          <w:bCs/>
+          <w:sz w:val="22"/>
+          <w:szCs w:val="22"/>
+        </w:rPr>
+        <w:t>Gewählte Lösungsvariante:</w:t>
+      </w:r>
+    </w:p>
+    <w:p>
+      <w:pPr>
+        <w:jc w:val="both"/>
+        <w:rPr>
+          <w:sz w:val="22"/>
+          <w:szCs w:val="22"/>
+        </w:rPr>
+      </w:pPr>
+      <w:r>
+        <w:rPr>
+          <w:sz w:val="22"/>
+          <w:szCs w:val="22"/>
+        </w:rPr>
+        <w:t xml:space="preserve">Wir haben uns für Java mit </w:t>
       </w:r>
       <w:proofErr w:type="spellStart"/>
       <w:r>
@@ -3512,7 +3481,15 @@
           <w:sz w:val="22"/>
           <w:szCs w:val="22"/>
         </w:rPr>
-        <w:t>, sondern wie die Weiterleitung auf die richtige Seite funktioniert und nur mit korrektem Login erfolgt.</w:t>
+        <w:t xml:space="preserve"> entschieden. Der ausschlaggebende Punkt war die vorhandene Erfahrung. Da die Projektzeit kurz ist, wäre es zu riskant gewesen, eine komplett neue Sprache zu lernen.</w:t>
+      </w:r>
+      <w:r>
+        <w:rPr>
+          <w:sz w:val="22"/>
+          <w:szCs w:val="22"/>
+        </w:rPr>
+        <w:br/>
+        <w:t>Für das Login wird JWT eingesetzt. Nach einem erfolgreichen Login gibt das Backend ein signiertes Token zurück, den der Browser speichert. Bei jeder weiteren Anfrage wird dieses Token mitgeschickt. Nur wenn das Token richtig ist, wird die angeforderte Seite freigegeben.</w:t>
       </w:r>
     </w:p>
     <w:p>
@@ -3528,7 +3505,7 @@
           <w:sz w:val="22"/>
           <w:szCs w:val="22"/>
         </w:rPr>
-        <w:t>Registrierungsfunktion ist praktisch und einfacher als gedacht Elio, falls Registrierung trotzdem eingebaut.</w:t>
+        <w:t>Die Registrierung wird auch umgesetzt da sie einfacher als erwartet ist.</w:t>
       </w:r>
     </w:p>
     <w:p>
@@ -3782,23 +3759,7 @@
           <w:sz w:val="22"/>
           <w:szCs w:val="22"/>
         </w:rPr>
-        <w:t xml:space="preserve">Es gibt </w:t>
-      </w:r>
-      <w:proofErr w:type="gramStart"/>
-      <w:r>
-        <w:rPr>
-          <w:sz w:val="22"/>
-          <w:szCs w:val="22"/>
-        </w:rPr>
-        <w:t>Buttons</w:t>
-      </w:r>
-      <w:proofErr w:type="gramEnd"/>
-      <w:r>
-        <w:rPr>
-          <w:sz w:val="22"/>
-          <w:szCs w:val="22"/>
-        </w:rPr>
-        <w:t xml:space="preserve"> um neue Einträge hinzuzufügen (INSERT) und zu löschen (DELETE). Bei jedem Hinzufügen wird ein Datenbank Eintrag gemacht. (Bei den anderen Nutzern muss aktualisiert werden (SELECT)) Auch ein Löschbutton zum Löschen eines Eintrags wird existieren. Optional das Feature, das man vorhandene Einträge bearbeiten kann. (UPDATE)</w:t>
+        <w:t>Es gibt Buttons um neue Einträge hinzuzufügen (INSERT) und zu löschen (DELETE). Bei jedem Hinzufügen wird ein Datenbank Eintrag gemacht. (Bei den anderen Nutzern muss aktualisiert werden (SELECT)) Auch ein Löschbutton zum Löschen eines Eintrags wird existieren. Optional das Feature, das man vorhandene Einträge bearbeiten kann. (UPDATE)</w:t>
       </w:r>
     </w:p>
     <w:p>
@@ -3900,6 +3861,313 @@
           <w:szCs w:val="22"/>
         </w:rPr>
       </w:pPr>
+    </w:p>
+    <w:p>
+      <w:pPr>
+        <w:rPr>
+          <w:b/>
+          <w:bCs/>
+          <w:sz w:val="22"/>
+          <w:szCs w:val="22"/>
+        </w:rPr>
+      </w:pPr>
+      <w:r>
+        <w:rPr>
+          <w:b/>
+          <w:bCs/>
+          <w:sz w:val="22"/>
+          <w:szCs w:val="22"/>
+        </w:rPr>
+        <w:t>Projektstart und Infrastruktur</w:t>
+      </w:r>
+    </w:p>
+    <w:p>
+      <w:pPr>
+        <w:rPr>
+          <w:sz w:val="22"/>
+          <w:szCs w:val="22"/>
+        </w:rPr>
+      </w:pPr>
+      <w:r>
+        <w:rPr>
+          <w:sz w:val="22"/>
+          <w:szCs w:val="22"/>
+        </w:rPr>
+        <w:t>Als erstes haben wir das GitHub-Repository erstellt und alle ins Projekt eingeladen. Danach haben Wir angefangen mit der Dokumentation in der IPERKA art.</w:t>
+      </w:r>
+    </w:p>
+    <w:p>
+      <w:pPr>
+        <w:rPr>
+          <w:sz w:val="22"/>
+          <w:szCs w:val="22"/>
+        </w:rPr>
+      </w:pPr>
+    </w:p>
+    <w:p>
+      <w:pPr>
+        <w:rPr>
+          <w:sz w:val="22"/>
+          <w:szCs w:val="22"/>
+        </w:rPr>
+      </w:pPr>
+      <w:r>
+        <w:rPr>
+          <w:sz w:val="22"/>
+          <w:szCs w:val="22"/>
+        </w:rPr>
+        <w:t>Daneben haben wir den Server beim BBZW beantragt und aufgesetzt. Das hat am Anfang nicht sofort funktioniert, aber wir konnten die Probleme lösen.</w:t>
+      </w:r>
+    </w:p>
+    <w:p>
+      <w:pPr>
+        <w:rPr>
+          <w:sz w:val="22"/>
+          <w:szCs w:val="22"/>
+        </w:rPr>
+      </w:pPr>
+    </w:p>
+    <w:p>
+      <w:pPr>
+        <w:rPr>
+          <w:b/>
+          <w:bCs/>
+          <w:sz w:val="22"/>
+          <w:szCs w:val="22"/>
+        </w:rPr>
+      </w:pPr>
+      <w:r>
+        <w:rPr>
+          <w:b/>
+          <w:bCs/>
+          <w:sz w:val="22"/>
+          <w:szCs w:val="22"/>
+        </w:rPr>
+        <w:t>Aufgabenverteilung</w:t>
+      </w:r>
+    </w:p>
+    <w:p>
+      <w:pPr>
+        <w:rPr>
+          <w:sz w:val="22"/>
+          <w:szCs w:val="22"/>
+        </w:rPr>
+      </w:pPr>
+      <w:r>
+        <w:rPr>
+          <w:sz w:val="22"/>
+          <w:szCs w:val="22"/>
+        </w:rPr>
+        <w:t xml:space="preserve">Wir haben die Arbeit so aufgeteilt wie geplant: Leon macht das Frontend und kümmert sich um die Datenbank mit SQLite. Elio baut das Backend mit Java und </w:t>
+      </w:r>
+      <w:proofErr w:type="spellStart"/>
+      <w:r>
+        <w:rPr>
+          <w:sz w:val="22"/>
+          <w:szCs w:val="22"/>
+        </w:rPr>
+        <w:t>Quarkus</w:t>
+      </w:r>
+      <w:proofErr w:type="spellEnd"/>
+      <w:r>
+        <w:rPr>
+          <w:sz w:val="22"/>
+          <w:szCs w:val="22"/>
+        </w:rPr>
+        <w:t>. Loren schreibt die Dokumentation und hilft dort, wo gerade was anfällt.</w:t>
+      </w:r>
+    </w:p>
+    <w:p>
+      <w:pPr>
+        <w:rPr>
+          <w:sz w:val="22"/>
+          <w:szCs w:val="22"/>
+        </w:rPr>
+      </w:pPr>
+    </w:p>
+    <w:p>
+      <w:pPr>
+        <w:rPr>
+          <w:b/>
+          <w:bCs/>
+          <w:sz w:val="22"/>
+          <w:szCs w:val="22"/>
+          <w:u w:val="single"/>
+        </w:rPr>
+      </w:pPr>
+      <w:r>
+        <w:rPr>
+          <w:b/>
+          <w:bCs/>
+          <w:i/>
+          <w:iCs/>
+          <w:sz w:val="22"/>
+          <w:szCs w:val="22"/>
+          <w:u w:val="single"/>
+        </w:rPr>
+        <w:t>Die nächsten Abschnitte werden noch ergänzt, sobald wir die Funktionen fertig haben.</w:t>
+      </w:r>
+    </w:p>
+    <w:p>
+      <w:pPr>
+        <w:rPr>
+          <w:sz w:val="22"/>
+          <w:szCs w:val="22"/>
+        </w:rPr>
+      </w:pPr>
+    </w:p>
+    <w:p>
+      <w:pPr>
+        <w:rPr>
+          <w:b/>
+          <w:bCs/>
+          <w:i/>
+          <w:iCs/>
+          <w:sz w:val="22"/>
+          <w:szCs w:val="22"/>
+        </w:rPr>
+      </w:pPr>
+      <w:r>
+        <w:rPr>
+          <w:b/>
+          <w:bCs/>
+          <w:sz w:val="22"/>
+          <w:szCs w:val="22"/>
+        </w:rPr>
+        <w:t xml:space="preserve">Login </w:t>
+      </w:r>
+      <w:r>
+        <w:rPr>
+          <w:b/>
+          <w:bCs/>
+          <w:i/>
+          <w:iCs/>
+          <w:sz w:val="22"/>
+          <w:szCs w:val="22"/>
+        </w:rPr>
+        <w:t>(in Arbeit)</w:t>
+      </w:r>
+    </w:p>
+    <w:p>
+      <w:pPr>
+        <w:rPr>
+          <w:sz w:val="22"/>
+          <w:szCs w:val="22"/>
+        </w:rPr>
+      </w:pPr>
+      <w:r>
+        <w:rPr>
+          <w:sz w:val="22"/>
+          <w:szCs w:val="22"/>
+        </w:rPr>
+        <w:t>Hier noch ergänzen: Wie funktioniert das Login, Wie haben wir das Passwort gespeichert?</w:t>
+      </w:r>
+    </w:p>
+    <w:p>
+      <w:pPr>
+        <w:rPr>
+          <w:sz w:val="22"/>
+          <w:szCs w:val="22"/>
+        </w:rPr>
+      </w:pPr>
+    </w:p>
+    <w:p>
+      <w:pPr>
+        <w:rPr>
+          <w:b/>
+          <w:bCs/>
+          <w:sz w:val="22"/>
+          <w:szCs w:val="22"/>
+        </w:rPr>
+      </w:pPr>
+      <w:r>
+        <w:rPr>
+          <w:b/>
+          <w:bCs/>
+          <w:sz w:val="22"/>
+          <w:szCs w:val="22"/>
+        </w:rPr>
+        <w:t xml:space="preserve">Module erstellen </w:t>
+      </w:r>
+      <w:r>
+        <w:rPr>
+          <w:b/>
+          <w:bCs/>
+          <w:i/>
+          <w:iCs/>
+          <w:sz w:val="22"/>
+          <w:szCs w:val="22"/>
+        </w:rPr>
+        <w:t>(geplant)</w:t>
+      </w:r>
+    </w:p>
+    <w:p>
+      <w:pPr>
+        <w:rPr>
+          <w:sz w:val="22"/>
+          <w:szCs w:val="22"/>
+        </w:rPr>
+      </w:pPr>
+      <w:r>
+        <w:rPr>
+          <w:sz w:val="22"/>
+          <w:szCs w:val="22"/>
+        </w:rPr>
+        <w:t>Hier noch schreiben: Wie kann man ein Modul hinzufügen, Wie wird es gespeichert und angezeigt?</w:t>
+      </w:r>
+    </w:p>
+    <w:p>
+      <w:pPr>
+        <w:rPr>
+          <w:sz w:val="22"/>
+          <w:szCs w:val="22"/>
+        </w:rPr>
+      </w:pPr>
+    </w:p>
+    <w:p>
+      <w:pPr>
+        <w:rPr>
+          <w:b/>
+          <w:bCs/>
+          <w:sz w:val="22"/>
+          <w:szCs w:val="22"/>
+        </w:rPr>
+      </w:pPr>
+      <w:r>
+        <w:rPr>
+          <w:b/>
+          <w:bCs/>
+          <w:sz w:val="22"/>
+          <w:szCs w:val="22"/>
+        </w:rPr>
+        <w:t xml:space="preserve">Hausaufgaben, Prüfungen, Infos, Fragen </w:t>
+      </w:r>
+      <w:r>
+        <w:rPr>
+          <w:b/>
+          <w:bCs/>
+          <w:i/>
+          <w:iCs/>
+          <w:sz w:val="22"/>
+          <w:szCs w:val="22"/>
+        </w:rPr>
+        <w:t>(geplant)</w:t>
+      </w:r>
+    </w:p>
+    <w:p>
+      <w:pPr>
+        <w:rPr>
+          <w:sz w:val="22"/>
+          <w:szCs w:val="22"/>
+        </w:rPr>
+      </w:pPr>
+      <w:r>
+        <w:rPr>
+          <w:sz w:val="22"/>
+          <w:szCs w:val="22"/>
+        </w:rPr>
+        <w:t>Hier noch schreiben: Wie wurden die einzelnen Seiten umgesetzt? Wie haben wir das gleichzeitige Bearbeiten gelöst?</w:t>
+      </w:r>
     </w:p>
     <w:p>
       <w:pPr>
@@ -8207,6 +8475,7 @@
   <w:style w:type="character" w:default="1" w:styleId="Absatz-Standardschriftart">
     <w:name w:val="Default Paragraph Font"/>
     <w:uiPriority w:val="1"/>
+    <w:semiHidden/>
     <w:unhideWhenUsed/>
   </w:style>
   <w:style w:type="table" w:default="1" w:styleId="NormaleTabelle">
@@ -8956,6 +9225,24 @@
 </file>
 
 <file path=customXml/item1.xml><?xml version="1.0" encoding="utf-8"?>
+<p:properties xmlns:p="http://schemas.microsoft.com/office/2006/metadata/properties" xmlns:xsi="http://www.w3.org/2001/XMLSchema-instance" xmlns:pc="http://schemas.microsoft.com/office/infopath/2007/PartnerControls">
+  <documentManagement>
+    <SharedWithUsers xmlns="8e922e2c-d434-4569-88ac-67afeec8ca9b">
+      <UserInfo>
+        <DisplayName>BBZW;; Kirchhoffer Nathalie (Lehrperson)</DisplayName>
+        <AccountId>22</AccountId>
+        <AccountType/>
+      </UserInfo>
+    </SharedWithUsers>
+    <lcf76f155ced4ddcb4097134ff3c332f xmlns="08a37d9d-9576-4bab-89c6-ad9e0707cb90">
+      <Terms xmlns="http://schemas.microsoft.com/office/infopath/2007/PartnerControls"/>
+    </lcf76f155ced4ddcb4097134ff3c332f>
+    <TaxCatchAll xmlns="8e922e2c-d434-4569-88ac-67afeec8ca9b" xsi:nil="true"/>
+  </documentManagement>
+</p:properties>
+</file>
+
+<file path=customXml/item2.xml><?xml version="1.0" encoding="utf-8"?>
 <ct:contentTypeSchema xmlns:ct="http://schemas.microsoft.com/office/2006/metadata/contentType" xmlns:ma="http://schemas.microsoft.com/office/2006/metadata/properties/metaAttributes" ct:_="" ma:_="" ma:contentTypeName="Dokument" ma:contentTypeID="0x010100FBD5B87398E0F546803C08AF34E277D4" ma:contentTypeVersion="14" ma:contentTypeDescription="Ein neues Dokument erstellen." ma:contentTypeScope="" ma:versionID="c6c67a52dfe16a79450d1a48ab622199">
   <xsd:schema xmlns:xsd="http://www.w3.org/2001/XMLSchema" xmlns:xs="http://www.w3.org/2001/XMLSchema" xmlns:p="http://schemas.microsoft.com/office/2006/metadata/properties" xmlns:ns2="08a37d9d-9576-4bab-89c6-ad9e0707cb90" xmlns:ns3="8e922e2c-d434-4569-88ac-67afeec8ca9b" targetNamespace="http://schemas.microsoft.com/office/2006/metadata/properties" ma:root="true" ma:fieldsID="cac82f50c291ff613c7d86cbd086f3af" ns2:_="" ns3:_="">
     <xsd:import namespace="08a37d9d-9576-4bab-89c6-ad9e0707cb90"/>
@@ -9184,7 +9471,7 @@
 </ct:contentTypeSchema>
 </file>
 
-<file path=customXml/item2.xml><?xml version="1.0" encoding="utf-8"?>
+<file path=customXml/item3.xml><?xml version="1.0" encoding="utf-8"?>
 <?mso-contentType ?>
 <FormTemplates xmlns="http://schemas.microsoft.com/sharepoint/v3/contenttype/forms">
   <Display>DocumentLibraryForm</Display>
@@ -9193,29 +9480,22 @@
 </FormTemplates>
 </file>
 
-<file path=customXml/item3.xml><?xml version="1.0" encoding="utf-8"?>
+<file path=customXml/item4.xml><?xml version="1.0" encoding="utf-8"?>
 <b:Sources xmlns:b="http://schemas.openxmlformats.org/officeDocument/2006/bibliography" xmlns="http://schemas.openxmlformats.org/officeDocument/2006/bibliography" SelectedStyle="\APASixthEditionOfficeOnline.xsl" StyleName="APA" Version="6"/>
 </file>
 
-<file path=customXml/item4.xml><?xml version="1.0" encoding="utf-8"?>
-<p:properties xmlns:p="http://schemas.microsoft.com/office/2006/metadata/properties" xmlns:xsi="http://www.w3.org/2001/XMLSchema-instance" xmlns:pc="http://schemas.microsoft.com/office/infopath/2007/PartnerControls">
-  <documentManagement>
-    <SharedWithUsers xmlns="8e922e2c-d434-4569-88ac-67afeec8ca9b">
-      <UserInfo>
-        <DisplayName>BBZW;; Kirchhoffer Nathalie (Lehrperson)</DisplayName>
-        <AccountId>22</AccountId>
-        <AccountType/>
-      </UserInfo>
-    </SharedWithUsers>
-    <lcf76f155ced4ddcb4097134ff3c332f xmlns="08a37d9d-9576-4bab-89c6-ad9e0707cb90">
-      <Terms xmlns="http://schemas.microsoft.com/office/infopath/2007/PartnerControls"/>
-    </lcf76f155ced4ddcb4097134ff3c332f>
-    <TaxCatchAll xmlns="8e922e2c-d434-4569-88ac-67afeec8ca9b" xsi:nil="true"/>
-  </documentManagement>
-</p:properties>
+<file path=customXml/itemProps1.xml><?xml version="1.0" encoding="utf-8"?>
+<ds:datastoreItem xmlns:ds="http://schemas.openxmlformats.org/officeDocument/2006/customXml" ds:itemID="{44A69993-750B-47D0-8AB0-0BA0A3A4FBDB}">
+  <ds:schemaRefs>
+    <ds:schemaRef ds:uri="http://schemas.microsoft.com/office/2006/metadata/properties"/>
+    <ds:schemaRef ds:uri="http://schemas.microsoft.com/office/infopath/2007/PartnerControls"/>
+    <ds:schemaRef ds:uri="8e922e2c-d434-4569-88ac-67afeec8ca9b"/>
+    <ds:schemaRef ds:uri="08a37d9d-9576-4bab-89c6-ad9e0707cb90"/>
+  </ds:schemaRefs>
+</ds:datastoreItem>
 </file>
 
-<file path=customXml/itemProps1.xml><?xml version="1.0" encoding="utf-8"?>
+<file path=customXml/itemProps2.xml><?xml version="1.0" encoding="utf-8"?>
 <ds:datastoreItem xmlns:ds="http://schemas.openxmlformats.org/officeDocument/2006/customXml" ds:itemID="{1EFA06E7-3B6D-4D54-A768-7AEA2D29050E}">
   <ds:schemaRefs>
     <ds:schemaRef ds:uri="http://schemas.microsoft.com/office/2006/metadata/contentType"/>
@@ -9234,7 +9514,7 @@
 </ds:datastoreItem>
 </file>
 
-<file path=customXml/itemProps2.xml><?xml version="1.0" encoding="utf-8"?>
+<file path=customXml/itemProps3.xml><?xml version="1.0" encoding="utf-8"?>
 <ds:datastoreItem xmlns:ds="http://schemas.openxmlformats.org/officeDocument/2006/customXml" ds:itemID="{71DE08F4-B35B-4C83-9D9E-CD46B5CA120D}">
   <ds:schemaRefs>
     <ds:schemaRef ds:uri="http://schemas.microsoft.com/sharepoint/v3/contenttype/forms"/>
@@ -9242,21 +9522,10 @@
 </ds:datastoreItem>
 </file>
 
-<file path=customXml/itemProps3.xml><?xml version="1.0" encoding="utf-8"?>
+<file path=customXml/itemProps4.xml><?xml version="1.0" encoding="utf-8"?>
 <ds:datastoreItem xmlns:ds="http://schemas.openxmlformats.org/officeDocument/2006/customXml" ds:itemID="{16B1A479-950D-49F7-BD16-55F2B21453FA}">
   <ds:schemaRefs>
     <ds:schemaRef ds:uri="http://schemas.openxmlformats.org/officeDocument/2006/bibliography"/>
   </ds:schemaRefs>
 </ds:datastoreItem>
-</file>
-
-<file path=customXml/itemProps4.xml><?xml version="1.0" encoding="utf-8"?>
-<ds:datastoreItem xmlns:ds="http://schemas.openxmlformats.org/officeDocument/2006/customXml" ds:itemID="{44A69993-750B-47D0-8AB0-0BA0A3A4FBDB}">
-  <ds:schemaRefs>
-    <ds:schemaRef ds:uri="http://schemas.microsoft.com/office/2006/metadata/properties"/>
-    <ds:schemaRef ds:uri="http://schemas.microsoft.com/office/infopath/2007/PartnerControls"/>
-    <ds:schemaRef ds:uri="8e922e2c-d434-4569-88ac-67afeec8ca9b"/>
-    <ds:schemaRef ds:uri="08a37d9d-9576-4bab-89c6-ad9e0707cb90"/>
-  </ds:schemaRefs>
-</ds:datastoreItem>
 </file>
--- a/Dokumente/Dokumentation.docx
+++ b/Dokumente/Dokumentation.docx
@@ -2819,13 +2819,6 @@
         </w:rPr>
         <w:t>Dokumentieren + alle anderen kleinen allfälligen Aufgaben</w:t>
       </w:r>
-      <w:r>
-        <w:rPr>
-          <w:sz w:val="22"/>
-          <w:szCs w:val="22"/>
-        </w:rPr>
-        <w:t xml:space="preserve"> + </w:t>
-      </w:r>
     </w:p>
     <w:p>
       <w:pPr>
@@ -3512,7 +3505,6 @@
       <w:pPr>
         <w:jc w:val="both"/>
         <w:rPr>
-          <w:b/>
           <w:sz w:val="22"/>
           <w:szCs w:val="22"/>
         </w:rPr>
@@ -3523,6 +3515,110 @@
         <w:jc w:val="both"/>
         <w:rPr>
           <w:b/>
+          <w:bCs/>
+          <w:sz w:val="22"/>
+          <w:szCs w:val="22"/>
+        </w:rPr>
+      </w:pPr>
+      <w:r>
+        <w:rPr>
+          <w:b/>
+          <w:bCs/>
+          <w:sz w:val="22"/>
+          <w:szCs w:val="22"/>
+        </w:rPr>
+        <w:t>MVP:</w:t>
+      </w:r>
+    </w:p>
+    <w:p>
+      <w:pPr>
+        <w:jc w:val="both"/>
+        <w:rPr>
+          <w:sz w:val="22"/>
+          <w:szCs w:val="22"/>
+        </w:rPr>
+      </w:pPr>
+      <w:r>
+        <w:rPr>
+          <w:sz w:val="22"/>
+          <w:szCs w:val="22"/>
+        </w:rPr>
+        <w:t xml:space="preserve">Als Minimal Viable </w:t>
+      </w:r>
+      <w:proofErr w:type="spellStart"/>
+      <w:r>
+        <w:rPr>
+          <w:sz w:val="22"/>
+          <w:szCs w:val="22"/>
+        </w:rPr>
+        <w:t>Product</w:t>
+      </w:r>
+      <w:proofErr w:type="spellEnd"/>
+      <w:r>
+        <w:rPr>
+          <w:sz w:val="22"/>
+          <w:szCs w:val="22"/>
+        </w:rPr>
+        <w:t xml:space="preserve"> (MVP) haben wir festgelegt, dass sich Schüler mit einem gemeinsamen Klassen</w:t>
+      </w:r>
+      <w:r>
+        <w:rPr>
+          <w:sz w:val="22"/>
+          <w:szCs w:val="22"/>
+        </w:rPr>
+        <w:t xml:space="preserve"> </w:t>
+      </w:r>
+      <w:r>
+        <w:rPr>
+          <w:sz w:val="22"/>
+          <w:szCs w:val="22"/>
+        </w:rPr>
+        <w:t xml:space="preserve">Login anmelden und wieder abmelden können. Nach dem erfolgreichen Login besteht die Möglichkeit, neue Module anzulegen und sich eine Übersicht aller vorhandenen Module anzeigen zu lassen. Innerhalb eines Moduls können Hausaufgaben erfasst werden, wobei die neuesten Einträge immer zuoberst erscheinen. Zudem müssen erfasste Hausaufgaben auch wieder gelöscht werden können. Auf die Umsetzung der Prüfungs-, Informations- und Fragen-Seiten verzichten wir im MVP zunächst, da wir diese Funktionen erst später als Erweiterung einbauen wollen, sofern die Zeit reicht. Auch der Upload von Dokumenten, die Registrierungsfunktion sowie Rechteverwaltung </w:t>
+      </w:r>
+      <w:r>
+        <w:rPr>
+          <w:sz w:val="22"/>
+          <w:szCs w:val="22"/>
+        </w:rPr>
+        <w:t xml:space="preserve">gehören nicht zum </w:t>
+      </w:r>
+      <w:r>
+        <w:rPr>
+          <w:sz w:val="22"/>
+          <w:szCs w:val="22"/>
+        </w:rPr>
+        <w:t>MVP, sondern optionale Erweiterungen. Unser Fokus liegt darauf, eine stabile und funktionierende Grundlage mit Login, Modulverwaltung und Hausaufgaben</w:t>
+      </w:r>
+      <w:r>
+        <w:rPr>
+          <w:sz w:val="22"/>
+          <w:szCs w:val="22"/>
+        </w:rPr>
+        <w:t xml:space="preserve"> </w:t>
+      </w:r>
+      <w:r>
+        <w:rPr>
+          <w:sz w:val="22"/>
+          <w:szCs w:val="22"/>
+        </w:rPr>
+        <w:t>Funktionalität zu schaffen.</w:t>
+      </w:r>
+    </w:p>
+    <w:p>
+      <w:pPr>
+        <w:jc w:val="both"/>
+        <w:rPr>
+          <w:b/>
+          <w:sz w:val="22"/>
+          <w:szCs w:val="22"/>
+        </w:rPr>
+      </w:pPr>
+    </w:p>
+    <w:p>
+      <w:pPr>
+        <w:jc w:val="both"/>
+        <w:rPr>
+          <w:b/>
           <w:sz w:val="22"/>
           <w:szCs w:val="22"/>
         </w:rPr>
@@ -3715,6 +3811,7 @@
           <w:sz w:val="22"/>
           <w:szCs w:val="22"/>
         </w:rPr>
+        <w:lastRenderedPageBreak/>
         <w:t>Wir haben am meisten Erfahrung mit SQLite. Dazu braucht man für SQLite keinen extra Datenbank-server.</w:t>
       </w:r>
     </w:p>
@@ -3894,29 +3991,6 @@
           <w:szCs w:val="22"/>
         </w:rPr>
         <w:t>Als erstes haben wir das GitHub-Repository erstellt und alle ins Projekt eingeladen. Danach haben Wir angefangen mit der Dokumentation in der IPERKA art.</w:t>
-      </w:r>
-    </w:p>
-    <w:p>
-      <w:pPr>
-        <w:rPr>
-          <w:sz w:val="22"/>
-          <w:szCs w:val="22"/>
-        </w:rPr>
-      </w:pPr>
-    </w:p>
-    <w:p>
-      <w:pPr>
-        <w:rPr>
-          <w:sz w:val="22"/>
-          <w:szCs w:val="22"/>
-        </w:rPr>
-      </w:pPr>
-      <w:r>
-        <w:rPr>
-          <w:sz w:val="22"/>
-          <w:szCs w:val="22"/>
-        </w:rPr>
-        <w:t>Daneben haben wir den Server beim BBZW beantragt und aufgesetzt. Das hat am Anfang nicht sofort funktioniert, aber wir konnten die Probleme lösen.</w:t>
       </w:r>
     </w:p>
     <w:p>
@@ -8475,7 +8549,6 @@
   <w:style w:type="character" w:default="1" w:styleId="Absatz-Standardschriftart">
     <w:name w:val="Default Paragraph Font"/>
     <w:uiPriority w:val="1"/>
-    <w:semiHidden/>
     <w:unhideWhenUsed/>
   </w:style>
   <w:style w:type="table" w:default="1" w:styleId="NormaleTabelle">
@@ -9225,24 +9298,6 @@
 </file>
 
 <file path=customXml/item1.xml><?xml version="1.0" encoding="utf-8"?>
-<p:properties xmlns:p="http://schemas.microsoft.com/office/2006/metadata/properties" xmlns:xsi="http://www.w3.org/2001/XMLSchema-instance" xmlns:pc="http://schemas.microsoft.com/office/infopath/2007/PartnerControls">
-  <documentManagement>
-    <SharedWithUsers xmlns="8e922e2c-d434-4569-88ac-67afeec8ca9b">
-      <UserInfo>
-        <DisplayName>BBZW;; Kirchhoffer Nathalie (Lehrperson)</DisplayName>
-        <AccountId>22</AccountId>
-        <AccountType/>
-      </UserInfo>
-    </SharedWithUsers>
-    <lcf76f155ced4ddcb4097134ff3c332f xmlns="08a37d9d-9576-4bab-89c6-ad9e0707cb90">
-      <Terms xmlns="http://schemas.microsoft.com/office/infopath/2007/PartnerControls"/>
-    </lcf76f155ced4ddcb4097134ff3c332f>
-    <TaxCatchAll xmlns="8e922e2c-d434-4569-88ac-67afeec8ca9b" xsi:nil="true"/>
-  </documentManagement>
-</p:properties>
-</file>
-
-<file path=customXml/item2.xml><?xml version="1.0" encoding="utf-8"?>
 <ct:contentTypeSchema xmlns:ct="http://schemas.microsoft.com/office/2006/metadata/contentType" xmlns:ma="http://schemas.microsoft.com/office/2006/metadata/properties/metaAttributes" ct:_="" ma:_="" ma:contentTypeName="Dokument" ma:contentTypeID="0x010100FBD5B87398E0F546803C08AF34E277D4" ma:contentTypeVersion="14" ma:contentTypeDescription="Ein neues Dokument erstellen." ma:contentTypeScope="" ma:versionID="c6c67a52dfe16a79450d1a48ab622199">
   <xsd:schema xmlns:xsd="http://www.w3.org/2001/XMLSchema" xmlns:xs="http://www.w3.org/2001/XMLSchema" xmlns:p="http://schemas.microsoft.com/office/2006/metadata/properties" xmlns:ns2="08a37d9d-9576-4bab-89c6-ad9e0707cb90" xmlns:ns3="8e922e2c-d434-4569-88ac-67afeec8ca9b" targetNamespace="http://schemas.microsoft.com/office/2006/metadata/properties" ma:root="true" ma:fieldsID="cac82f50c291ff613c7d86cbd086f3af" ns2:_="" ns3:_="">
     <xsd:import namespace="08a37d9d-9576-4bab-89c6-ad9e0707cb90"/>
@@ -9471,7 +9526,29 @@
 </ct:contentTypeSchema>
 </file>
 
+<file path=customXml/item2.xml><?xml version="1.0" encoding="utf-8"?>
+<p:properties xmlns:p="http://schemas.microsoft.com/office/2006/metadata/properties" xmlns:xsi="http://www.w3.org/2001/XMLSchema-instance" xmlns:pc="http://schemas.microsoft.com/office/infopath/2007/PartnerControls">
+  <documentManagement>
+    <SharedWithUsers xmlns="8e922e2c-d434-4569-88ac-67afeec8ca9b">
+      <UserInfo>
+        <DisplayName>BBZW;; Kirchhoffer Nathalie (Lehrperson)</DisplayName>
+        <AccountId>22</AccountId>
+        <AccountType/>
+      </UserInfo>
+    </SharedWithUsers>
+    <lcf76f155ced4ddcb4097134ff3c332f xmlns="08a37d9d-9576-4bab-89c6-ad9e0707cb90">
+      <Terms xmlns="http://schemas.microsoft.com/office/infopath/2007/PartnerControls"/>
+    </lcf76f155ced4ddcb4097134ff3c332f>
+    <TaxCatchAll xmlns="8e922e2c-d434-4569-88ac-67afeec8ca9b" xsi:nil="true"/>
+  </documentManagement>
+</p:properties>
+</file>
+
 <file path=customXml/item3.xml><?xml version="1.0" encoding="utf-8"?>
+<b:Sources xmlns:b="http://schemas.openxmlformats.org/officeDocument/2006/bibliography" xmlns="http://schemas.openxmlformats.org/officeDocument/2006/bibliography" SelectedStyle="\APASixthEditionOfficeOnline.xsl" StyleName="APA" Version="6"/>
+</file>
+
+<file path=customXml/item4.xml><?xml version="1.0" encoding="utf-8"?>
 <?mso-contentType ?>
 <FormTemplates xmlns="http://schemas.microsoft.com/sharepoint/v3/contenttype/forms">
   <Display>DocumentLibraryForm</Display>
@@ -9480,22 +9557,7 @@
 </FormTemplates>
 </file>
 
-<file path=customXml/item4.xml><?xml version="1.0" encoding="utf-8"?>
-<b:Sources xmlns:b="http://schemas.openxmlformats.org/officeDocument/2006/bibliography" xmlns="http://schemas.openxmlformats.org/officeDocument/2006/bibliography" SelectedStyle="\APASixthEditionOfficeOnline.xsl" StyleName="APA" Version="6"/>
-</file>
-
 <file path=customXml/itemProps1.xml><?xml version="1.0" encoding="utf-8"?>
-<ds:datastoreItem xmlns:ds="http://schemas.openxmlformats.org/officeDocument/2006/customXml" ds:itemID="{44A69993-750B-47D0-8AB0-0BA0A3A4FBDB}">
-  <ds:schemaRefs>
-    <ds:schemaRef ds:uri="http://schemas.microsoft.com/office/2006/metadata/properties"/>
-    <ds:schemaRef ds:uri="http://schemas.microsoft.com/office/infopath/2007/PartnerControls"/>
-    <ds:schemaRef ds:uri="8e922e2c-d434-4569-88ac-67afeec8ca9b"/>
-    <ds:schemaRef ds:uri="08a37d9d-9576-4bab-89c6-ad9e0707cb90"/>
-  </ds:schemaRefs>
-</ds:datastoreItem>
-</file>
-
-<file path=customXml/itemProps2.xml><?xml version="1.0" encoding="utf-8"?>
 <ds:datastoreItem xmlns:ds="http://schemas.openxmlformats.org/officeDocument/2006/customXml" ds:itemID="{1EFA06E7-3B6D-4D54-A768-7AEA2D29050E}">
   <ds:schemaRefs>
     <ds:schemaRef ds:uri="http://schemas.microsoft.com/office/2006/metadata/contentType"/>
@@ -9514,18 +9576,29 @@
 </ds:datastoreItem>
 </file>
 
+<file path=customXml/itemProps2.xml><?xml version="1.0" encoding="utf-8"?>
+<ds:datastoreItem xmlns:ds="http://schemas.openxmlformats.org/officeDocument/2006/customXml" ds:itemID="{44A69993-750B-47D0-8AB0-0BA0A3A4FBDB}">
+  <ds:schemaRefs>
+    <ds:schemaRef ds:uri="http://schemas.microsoft.com/office/2006/metadata/properties"/>
+    <ds:schemaRef ds:uri="http://schemas.microsoft.com/office/infopath/2007/PartnerControls"/>
+    <ds:schemaRef ds:uri="8e922e2c-d434-4569-88ac-67afeec8ca9b"/>
+    <ds:schemaRef ds:uri="08a37d9d-9576-4bab-89c6-ad9e0707cb90"/>
+  </ds:schemaRefs>
+</ds:datastoreItem>
+</file>
+
 <file path=customXml/itemProps3.xml><?xml version="1.0" encoding="utf-8"?>
+<ds:datastoreItem xmlns:ds="http://schemas.openxmlformats.org/officeDocument/2006/customXml" ds:itemID="{16B1A479-950D-49F7-BD16-55F2B21453FA}">
+  <ds:schemaRefs>
+    <ds:schemaRef ds:uri="http://schemas.openxmlformats.org/officeDocument/2006/bibliography"/>
+  </ds:schemaRefs>
+</ds:datastoreItem>
+</file>
+
+<file path=customXml/itemProps4.xml><?xml version="1.0" encoding="utf-8"?>
 <ds:datastoreItem xmlns:ds="http://schemas.openxmlformats.org/officeDocument/2006/customXml" ds:itemID="{71DE08F4-B35B-4C83-9D9E-CD46B5CA120D}">
   <ds:schemaRefs>
     <ds:schemaRef ds:uri="http://schemas.microsoft.com/sharepoint/v3/contenttype/forms"/>
   </ds:schemaRefs>
 </ds:datastoreItem>
-</file>
-
-<file path=customXml/itemProps4.xml><?xml version="1.0" encoding="utf-8"?>
-<ds:datastoreItem xmlns:ds="http://schemas.openxmlformats.org/officeDocument/2006/customXml" ds:itemID="{16B1A479-950D-49F7-BD16-55F2B21453FA}">
-  <ds:schemaRefs>
-    <ds:schemaRef ds:uri="http://schemas.openxmlformats.org/officeDocument/2006/bibliography"/>
-  </ds:schemaRefs>
-</ds:datastoreItem>
 </file>
--- a/Dokumente/Dokumentation.docx
+++ b/Dokumente/Dokumentation.docx
@@ -2817,7 +2817,21 @@
           <w:sz w:val="22"/>
           <w:szCs w:val="22"/>
         </w:rPr>
-        <w:t>Dokumentieren + alle anderen kleinen allfälligen Aufgaben</w:t>
+        <w:t>Dokumentieren</w:t>
+      </w:r>
+      <w:r>
+        <w:rPr>
+          <w:sz w:val="22"/>
+          <w:szCs w:val="22"/>
+        </w:rPr>
+        <w:t xml:space="preserve"> + Docker</w:t>
+      </w:r>
+      <w:r>
+        <w:rPr>
+          <w:sz w:val="22"/>
+          <w:szCs w:val="22"/>
+        </w:rPr>
+        <w:t xml:space="preserve"> + alle anderen kleinen allfälligen Aufgaben</w:t>
       </w:r>
     </w:p>
     <w:p>
@@ -3756,7 +3770,6 @@
       <w:pPr>
         <w:jc w:val="both"/>
         <w:rPr>
-          <w:b/>
           <w:sz w:val="22"/>
           <w:szCs w:val="22"/>
         </w:rPr>
@@ -3767,6 +3780,114 @@
         <w:jc w:val="both"/>
         <w:rPr>
           <w:b/>
+          <w:bCs/>
+          <w:sz w:val="22"/>
+          <w:szCs w:val="22"/>
+        </w:rPr>
+      </w:pPr>
+      <w:r>
+        <w:rPr>
+          <w:b/>
+          <w:bCs/>
+          <w:sz w:val="22"/>
+          <w:szCs w:val="22"/>
+        </w:rPr>
+        <w:t>Server</w:t>
+      </w:r>
+    </w:p>
+    <w:p>
+      <w:pPr>
+        <w:jc w:val="both"/>
+        <w:rPr>
+          <w:sz w:val="22"/>
+          <w:szCs w:val="22"/>
+        </w:rPr>
+      </w:pPr>
+      <w:r>
+        <w:rPr>
+          <w:sz w:val="22"/>
+          <w:szCs w:val="22"/>
+        </w:rPr>
+        <w:lastRenderedPageBreak/>
+        <w:t xml:space="preserve">Wir nutzen den Server von Manuel Waldburger (nicht den BBZW Server da dieser mit vielen Richtlinien verbunden </w:t>
+      </w:r>
+      <w:proofErr w:type="gramStart"/>
+      <w:r>
+        <w:rPr>
+          <w:sz w:val="22"/>
+          <w:szCs w:val="22"/>
+        </w:rPr>
+        <w:t>ist</w:t>
+      </w:r>
+      <w:proofErr w:type="gramEnd"/>
+      <w:r>
+        <w:rPr>
+          <w:sz w:val="22"/>
+          <w:szCs w:val="22"/>
+        </w:rPr>
+        <w:t xml:space="preserve"> die uns stören)</w:t>
+      </w:r>
+    </w:p>
+    <w:p>
+      <w:pPr>
+        <w:jc w:val="both"/>
+        <w:rPr>
+          <w:sz w:val="22"/>
+          <w:szCs w:val="22"/>
+        </w:rPr>
+      </w:pPr>
+    </w:p>
+    <w:p>
+      <w:pPr>
+        <w:jc w:val="both"/>
+        <w:rPr>
+          <w:b/>
+          <w:bCs/>
+          <w:sz w:val="22"/>
+          <w:szCs w:val="22"/>
+        </w:rPr>
+      </w:pPr>
+      <w:r>
+        <w:rPr>
+          <w:b/>
+          <w:bCs/>
+          <w:sz w:val="22"/>
+          <w:szCs w:val="22"/>
+        </w:rPr>
+        <w:t>Docker</w:t>
+      </w:r>
+    </w:p>
+    <w:p>
+      <w:pPr>
+        <w:jc w:val="both"/>
+        <w:rPr>
+          <w:sz w:val="22"/>
+          <w:szCs w:val="22"/>
+        </w:rPr>
+      </w:pPr>
+      <w:r>
+        <w:rPr>
+          <w:sz w:val="22"/>
+          <w:szCs w:val="22"/>
+        </w:rPr>
+        <w:t>Das Projekt wird mit Docker in ein Image verpackt damit wir es einfach auf Manuels  Server bereitstellen können.</w:t>
+      </w:r>
+    </w:p>
+    <w:p>
+      <w:pPr>
+        <w:jc w:val="both"/>
+        <w:rPr>
+          <w:b/>
+          <w:sz w:val="22"/>
+          <w:szCs w:val="22"/>
+        </w:rPr>
+      </w:pPr>
+    </w:p>
+    <w:p>
+      <w:pPr>
+        <w:jc w:val="both"/>
+        <w:rPr>
+          <w:b/>
           <w:sz w:val="22"/>
           <w:szCs w:val="22"/>
         </w:rPr>
@@ -3811,7 +3932,6 @@
           <w:sz w:val="22"/>
           <w:szCs w:val="22"/>
         </w:rPr>
-        <w:lastRenderedPageBreak/>
         <w:t>Wir haben am meisten Erfahrung mit SQLite. Dazu braucht man für SQLite keinen extra Datenbank-server.</w:t>
       </w:r>
     </w:p>
@@ -8549,6 +8669,7 @@
   <w:style w:type="character" w:default="1" w:styleId="Absatz-Standardschriftart">
     <w:name w:val="Default Paragraph Font"/>
     <w:uiPriority w:val="1"/>
+    <w:semiHidden/>
     <w:unhideWhenUsed/>
   </w:style>
   <w:style w:type="table" w:default="1" w:styleId="NormaleTabelle">
@@ -9298,6 +9419,28 @@
 </file>
 
 <file path=customXml/item1.xml><?xml version="1.0" encoding="utf-8"?>
+<b:Sources xmlns:b="http://schemas.openxmlformats.org/officeDocument/2006/bibliography" xmlns="http://schemas.openxmlformats.org/officeDocument/2006/bibliography" SelectedStyle="\APASixthEditionOfficeOnline.xsl" StyleName="APA" Version="6"/>
+</file>
+
+<file path=customXml/item2.xml><?xml version="1.0" encoding="utf-8"?>
+<p:properties xmlns:p="http://schemas.microsoft.com/office/2006/metadata/properties" xmlns:xsi="http://www.w3.org/2001/XMLSchema-instance" xmlns:pc="http://schemas.microsoft.com/office/infopath/2007/PartnerControls">
+  <documentManagement>
+    <SharedWithUsers xmlns="8e922e2c-d434-4569-88ac-67afeec8ca9b">
+      <UserInfo>
+        <DisplayName>BBZW;; Kirchhoffer Nathalie (Lehrperson)</DisplayName>
+        <AccountId>22</AccountId>
+        <AccountType/>
+      </UserInfo>
+    </SharedWithUsers>
+    <lcf76f155ced4ddcb4097134ff3c332f xmlns="08a37d9d-9576-4bab-89c6-ad9e0707cb90">
+      <Terms xmlns="http://schemas.microsoft.com/office/infopath/2007/PartnerControls"/>
+    </lcf76f155ced4ddcb4097134ff3c332f>
+    <TaxCatchAll xmlns="8e922e2c-d434-4569-88ac-67afeec8ca9b" xsi:nil="true"/>
+  </documentManagement>
+</p:properties>
+</file>
+
+<file path=customXml/item3.xml><?xml version="1.0" encoding="utf-8"?>
 <ct:contentTypeSchema xmlns:ct="http://schemas.microsoft.com/office/2006/metadata/contentType" xmlns:ma="http://schemas.microsoft.com/office/2006/metadata/properties/metaAttributes" ct:_="" ma:_="" ma:contentTypeName="Dokument" ma:contentTypeID="0x010100FBD5B87398E0F546803C08AF34E277D4" ma:contentTypeVersion="14" ma:contentTypeDescription="Ein neues Dokument erstellen." ma:contentTypeScope="" ma:versionID="c6c67a52dfe16a79450d1a48ab622199">
   <xsd:schema xmlns:xsd="http://www.w3.org/2001/XMLSchema" xmlns:xs="http://www.w3.org/2001/XMLSchema" xmlns:p="http://schemas.microsoft.com/office/2006/metadata/properties" xmlns:ns2="08a37d9d-9576-4bab-89c6-ad9e0707cb90" xmlns:ns3="8e922e2c-d434-4569-88ac-67afeec8ca9b" targetNamespace="http://schemas.microsoft.com/office/2006/metadata/properties" ma:root="true" ma:fieldsID="cac82f50c291ff613c7d86cbd086f3af" ns2:_="" ns3:_="">
     <xsd:import namespace="08a37d9d-9576-4bab-89c6-ad9e0707cb90"/>
@@ -9526,28 +9669,6 @@
 </ct:contentTypeSchema>
 </file>
 
-<file path=customXml/item2.xml><?xml version="1.0" encoding="utf-8"?>
-<p:properties xmlns:p="http://schemas.microsoft.com/office/2006/metadata/properties" xmlns:xsi="http://www.w3.org/2001/XMLSchema-instance" xmlns:pc="http://schemas.microsoft.com/office/infopath/2007/PartnerControls">
-  <documentManagement>
-    <SharedWithUsers xmlns="8e922e2c-d434-4569-88ac-67afeec8ca9b">
-      <UserInfo>
-        <DisplayName>BBZW;; Kirchhoffer Nathalie (Lehrperson)</DisplayName>
-        <AccountId>22</AccountId>
-        <AccountType/>
-      </UserInfo>
-    </SharedWithUsers>
-    <lcf76f155ced4ddcb4097134ff3c332f xmlns="08a37d9d-9576-4bab-89c6-ad9e0707cb90">
-      <Terms xmlns="http://schemas.microsoft.com/office/infopath/2007/PartnerControls"/>
-    </lcf76f155ced4ddcb4097134ff3c332f>
-    <TaxCatchAll xmlns="8e922e2c-d434-4569-88ac-67afeec8ca9b" xsi:nil="true"/>
-  </documentManagement>
-</p:properties>
-</file>
-
-<file path=customXml/item3.xml><?xml version="1.0" encoding="utf-8"?>
-<b:Sources xmlns:b="http://schemas.openxmlformats.org/officeDocument/2006/bibliography" xmlns="http://schemas.openxmlformats.org/officeDocument/2006/bibliography" SelectedStyle="\APASixthEditionOfficeOnline.xsl" StyleName="APA" Version="6"/>
-</file>
-
 <file path=customXml/item4.xml><?xml version="1.0" encoding="utf-8"?>
 <?mso-contentType ?>
 <FormTemplates xmlns="http://schemas.microsoft.com/sharepoint/v3/contenttype/forms">
@@ -9558,6 +9679,25 @@
 </file>
 
 <file path=customXml/itemProps1.xml><?xml version="1.0" encoding="utf-8"?>
+<ds:datastoreItem xmlns:ds="http://schemas.openxmlformats.org/officeDocument/2006/customXml" ds:itemID="{16B1A479-950D-49F7-BD16-55F2B21453FA}">
+  <ds:schemaRefs>
+    <ds:schemaRef ds:uri="http://schemas.openxmlformats.org/officeDocument/2006/bibliography"/>
+  </ds:schemaRefs>
+</ds:datastoreItem>
+</file>
+
+<file path=customXml/itemProps2.xml><?xml version="1.0" encoding="utf-8"?>
+<ds:datastoreItem xmlns:ds="http://schemas.openxmlformats.org/officeDocument/2006/customXml" ds:itemID="{44A69993-750B-47D0-8AB0-0BA0A3A4FBDB}">
+  <ds:schemaRefs>
+    <ds:schemaRef ds:uri="http://schemas.microsoft.com/office/2006/metadata/properties"/>
+    <ds:schemaRef ds:uri="http://schemas.microsoft.com/office/infopath/2007/PartnerControls"/>
+    <ds:schemaRef ds:uri="8e922e2c-d434-4569-88ac-67afeec8ca9b"/>
+    <ds:schemaRef ds:uri="08a37d9d-9576-4bab-89c6-ad9e0707cb90"/>
+  </ds:schemaRefs>
+</ds:datastoreItem>
+</file>
+
+<file path=customXml/itemProps3.xml><?xml version="1.0" encoding="utf-8"?>
 <ds:datastoreItem xmlns:ds="http://schemas.openxmlformats.org/officeDocument/2006/customXml" ds:itemID="{1EFA06E7-3B6D-4D54-A768-7AEA2D29050E}">
   <ds:schemaRefs>
     <ds:schemaRef ds:uri="http://schemas.microsoft.com/office/2006/metadata/contentType"/>
@@ -9576,25 +9716,6 @@
 </ds:datastoreItem>
 </file>
 
-<file path=customXml/itemProps2.xml><?xml version="1.0" encoding="utf-8"?>
-<ds:datastoreItem xmlns:ds="http://schemas.openxmlformats.org/officeDocument/2006/customXml" ds:itemID="{44A69993-750B-47D0-8AB0-0BA0A3A4FBDB}">
-  <ds:schemaRefs>
-    <ds:schemaRef ds:uri="http://schemas.microsoft.com/office/2006/metadata/properties"/>
-    <ds:schemaRef ds:uri="http://schemas.microsoft.com/office/infopath/2007/PartnerControls"/>
-    <ds:schemaRef ds:uri="8e922e2c-d434-4569-88ac-67afeec8ca9b"/>
-    <ds:schemaRef ds:uri="08a37d9d-9576-4bab-89c6-ad9e0707cb90"/>
-  </ds:schemaRefs>
-</ds:datastoreItem>
-</file>
-
-<file path=customXml/itemProps3.xml><?xml version="1.0" encoding="utf-8"?>
-<ds:datastoreItem xmlns:ds="http://schemas.openxmlformats.org/officeDocument/2006/customXml" ds:itemID="{16B1A479-950D-49F7-BD16-55F2B21453FA}">
-  <ds:schemaRefs>
-    <ds:schemaRef ds:uri="http://schemas.openxmlformats.org/officeDocument/2006/bibliography"/>
-  </ds:schemaRefs>
-</ds:datastoreItem>
-</file>
-
 <file path=customXml/itemProps4.xml><?xml version="1.0" encoding="utf-8"?>
 <ds:datastoreItem xmlns:ds="http://schemas.openxmlformats.org/officeDocument/2006/customXml" ds:itemID="{71DE08F4-B35B-4C83-9D9E-CD46B5CA120D}">
   <ds:schemaRefs>

--- a/Dokumente/Dokumentation.docx
+++ b/Dokumente/Dokumentation.docx
@@ -7,330 +7,200 @@
         <w:rPr>
           <w:b/>
           <w:bCs/>
-          <w:sz w:val="22"/>
-          <w:szCs w:val="22"/>
-        </w:rPr>
-      </w:pPr>
-      <w:r>
-        <w:rPr>
-          <w:b/>
-          <w:bCs/>
           <w:sz w:val="34"/>
           <w:szCs w:val="34"/>
         </w:rPr>
-        <w:t>Dokumentation: Selbstständige Projektarbeit</w:t>
-      </w:r>
-      <w:r>
+      </w:pPr>
+    </w:p>
+    <w:p>
+      <w:pPr>
+        <w:jc w:val="center"/>
+        <w:rPr>
+          <w:b/>
+          <w:bCs/>
+          <w:sz w:val="48"/>
+          <w:szCs w:val="48"/>
+        </w:rPr>
+      </w:pPr>
+      <w:r>
+        <w:rPr>
+          <w:b/>
+          <w:bCs/>
+          <w:sz w:val="48"/>
+          <w:szCs w:val="48"/>
+        </w:rPr>
+        <w:t>KlassenHub</w:t>
+      </w:r>
+    </w:p>
+    <w:p>
+      <w:pPr>
+        <w:jc w:val="center"/>
+        <w:rPr>
+          <w:b/>
+          <w:bCs/>
+          <w:sz w:val="48"/>
+          <w:szCs w:val="48"/>
+        </w:rPr>
+      </w:pPr>
+      <w:r>
+        <w:rPr>
+          <w:b/>
+          <w:bCs/>
+          <w:sz w:val="48"/>
+          <w:szCs w:val="48"/>
+        </w:rPr>
+        <w:t xml:space="preserve">Modul </w:t>
+      </w:r>
+      <w:r>
+        <w:rPr>
+          <w:b/>
+          <w:bCs/>
+          <w:sz w:val="48"/>
+          <w:szCs w:val="48"/>
+        </w:rPr>
+        <w:t>431</w:t>
+      </w:r>
+      <w:r>
+        <w:rPr>
+          <w:b/>
+          <w:bCs/>
+          <w:sz w:val="48"/>
+          <w:szCs w:val="48"/>
+        </w:rPr>
+        <w:t xml:space="preserve"> </w:t>
+      </w:r>
+    </w:p>
+    <w:p>
+      <w:pPr>
+        <w:jc w:val="center"/>
+      </w:pPr>
+      <w:r>
+        <w:t>Aufträge im eig</w:t>
+      </w:r>
+      <w:r>
+        <w:t>enen</w:t>
+      </w:r>
+      <w:r>
+        <w:t xml:space="preserve"> Berufsumfeld selbständig durchführen</w:t>
+      </w:r>
+    </w:p>
+    <w:p>
+      <w:pPr>
+        <w:jc w:val="center"/>
+      </w:pPr>
+      <w:r>
+        <w:t xml:space="preserve">Leon Waser, Loren Ukaj und </w:t>
+      </w:r>
+      <w:r>
+        <w:t>Elio Bucher</w:t>
+      </w:r>
+    </w:p>
+    <w:p>
+      <w:pPr>
+        <w:jc w:val="center"/>
+      </w:pPr>
+      <w:r>
+        <w:t>S-INA25aL</w:t>
+      </w:r>
+    </w:p>
+    <w:p>
+      <w:pPr>
+        <w:jc w:val="center"/>
+      </w:pPr>
+      <w:r>
+        <w:t>11.06.2026</w:t>
+      </w:r>
+    </w:p>
+    <w:p>
+      <w:pPr>
+        <w:jc w:val="center"/>
+      </w:pPr>
+    </w:p>
+    <w:p>
+      <w:pPr>
         <w:rPr>
           <w:b/>
           <w:bCs/>
           <w:sz w:val="34"/>
           <w:szCs w:val="34"/>
         </w:rPr>
-        <w:br/>
-      </w:r>
-    </w:p>
-    <w:p>
-      <w:pPr>
-        <w:rPr>
-          <w:b/>
-          <w:bCs/>
-          <w:sz w:val="22"/>
-          <w:szCs w:val="22"/>
-        </w:rPr>
-      </w:pPr>
-    </w:p>
-    <w:p>
-      <w:pPr>
-        <w:rPr>
-          <w:sz w:val="22"/>
-          <w:szCs w:val="22"/>
-        </w:rPr>
-      </w:pPr>
-      <w:r>
-        <w:rPr>
-          <w:sz w:val="22"/>
-          <w:szCs w:val="22"/>
-        </w:rPr>
-        <w:t xml:space="preserve">Die Dokumentation sollte als ein zusammenhängendes Dokument (z. B. als PDF-Datei) abgegeben werden. Dazu gehört ein Deckblatt mit dem Projekttitel, den Namen der Lernenden, der Klasse und </w:t>
-      </w:r>
-      <w:r>
-        <w:rPr>
-          <w:sz w:val="22"/>
-          <w:szCs w:val="22"/>
-        </w:rPr>
-        <w:t>dem aktuellen Datum. Die weiteren Kapitel können anhand dieses Beispiels aufgebaut werden.</w:t>
-      </w:r>
-    </w:p>
-    <w:p>
-      <w:pPr>
-        <w:rPr>
-          <w:sz w:val="22"/>
-          <w:szCs w:val="22"/>
-        </w:rPr>
-      </w:pPr>
-    </w:p>
-    <w:p>
-      <w:pPr>
-        <w:rPr>
-          <w:sz w:val="22"/>
-          <w:szCs w:val="22"/>
-        </w:rPr>
-      </w:pPr>
-      <w:r>
-        <w:rPr>
-          <w:sz w:val="22"/>
-          <w:szCs w:val="22"/>
-        </w:rPr>
-        <w:t>Als Faustregel gilt: Jede IPERKA-Phase beantwortet eine Frage:</w:t>
-      </w:r>
-    </w:p>
-    <w:p>
-      <w:pPr>
-        <w:rPr>
-          <w:sz w:val="22"/>
-          <w:szCs w:val="22"/>
-        </w:rPr>
-      </w:pPr>
-    </w:p>
-    <w:p>
-      <w:pPr>
-        <w:pStyle w:val="Listenabsatz"/>
-        <w:numPr>
-          <w:ilvl w:val="0"/>
-          <w:numId w:val="19"/>
-        </w:numPr>
-        <w:ind w:left="142" w:hanging="142"/>
-        <w:rPr>
-          <w:sz w:val="22"/>
-          <w:szCs w:val="22"/>
-        </w:rPr>
-      </w:pPr>
-      <w:r>
-        <w:rPr>
-          <w:sz w:val="22"/>
-          <w:szCs w:val="22"/>
-        </w:rPr>
-        <w:t>Informieren: Was ist das Problem</w:t>
-      </w:r>
-      <w:r>
-        <w:rPr>
-          <w:sz w:val="22"/>
-          <w:szCs w:val="22"/>
-        </w:rPr>
-        <w:t xml:space="preserve"> und was ist das</w:t>
-      </w:r>
-      <w:r>
-        <w:rPr>
-          <w:sz w:val="22"/>
-          <w:szCs w:val="22"/>
-        </w:rPr>
-        <w:t xml:space="preserve"> Ziel?</w:t>
-      </w:r>
-    </w:p>
-    <w:p>
-      <w:pPr>
-        <w:pStyle w:val="Listenabsatz"/>
-        <w:numPr>
-          <w:ilvl w:val="0"/>
-          <w:numId w:val="19"/>
-        </w:numPr>
-        <w:ind w:left="142" w:hanging="142"/>
-        <w:rPr>
-          <w:sz w:val="22"/>
-          <w:szCs w:val="22"/>
-        </w:rPr>
-      </w:pPr>
-      <w:r>
-        <w:rPr>
-          <w:sz w:val="22"/>
-          <w:szCs w:val="22"/>
-        </w:rPr>
-        <w:t>Planen: Wie gehe</w:t>
-      </w:r>
-      <w:r>
-        <w:rPr>
-          <w:sz w:val="22"/>
-          <w:szCs w:val="22"/>
-        </w:rPr>
-        <w:t>n</w:t>
-      </w:r>
-      <w:r>
-        <w:rPr>
-          <w:sz w:val="22"/>
-          <w:szCs w:val="22"/>
-        </w:rPr>
-        <w:t xml:space="preserve"> </w:t>
-      </w:r>
-      <w:r>
-        <w:rPr>
-          <w:sz w:val="22"/>
-          <w:szCs w:val="22"/>
-        </w:rPr>
-        <w:t>wir</w:t>
-      </w:r>
-      <w:r>
-        <w:rPr>
-          <w:sz w:val="22"/>
-          <w:szCs w:val="22"/>
-        </w:rPr>
-        <w:t xml:space="preserve"> vor?</w:t>
-      </w:r>
-    </w:p>
-    <w:p>
-      <w:pPr>
-        <w:pStyle w:val="Listenabsatz"/>
-        <w:numPr>
-          <w:ilvl w:val="0"/>
-          <w:numId w:val="19"/>
-        </w:numPr>
-        <w:ind w:left="142" w:hanging="142"/>
-        <w:rPr>
-          <w:sz w:val="22"/>
-          <w:szCs w:val="22"/>
-        </w:rPr>
-      </w:pPr>
-      <w:r>
-        <w:rPr>
-          <w:sz w:val="22"/>
-          <w:szCs w:val="22"/>
-        </w:rPr>
-        <w:t>Entscheiden: Welche Lösung wähle</w:t>
-      </w:r>
-      <w:r>
-        <w:rPr>
-          <w:sz w:val="22"/>
-          <w:szCs w:val="22"/>
-        </w:rPr>
-        <w:t>n wir</w:t>
-      </w:r>
-      <w:r>
-        <w:rPr>
-          <w:sz w:val="22"/>
-          <w:szCs w:val="22"/>
-        </w:rPr>
-        <w:t xml:space="preserve"> – und warum?</w:t>
-      </w:r>
-    </w:p>
-    <w:p>
-      <w:pPr>
-        <w:pStyle w:val="Listenabsatz"/>
-        <w:numPr>
-          <w:ilvl w:val="0"/>
-          <w:numId w:val="19"/>
-        </w:numPr>
-        <w:ind w:left="142" w:hanging="142"/>
-        <w:rPr>
-          <w:sz w:val="22"/>
-          <w:szCs w:val="22"/>
-        </w:rPr>
-      </w:pPr>
-      <w:r>
-        <w:rPr>
-          <w:sz w:val="22"/>
-          <w:szCs w:val="22"/>
-        </w:rPr>
-        <w:t>Realisieren: Was habe</w:t>
-      </w:r>
-      <w:r>
-        <w:rPr>
-          <w:sz w:val="22"/>
-          <w:szCs w:val="22"/>
-        </w:rPr>
-        <w:t>n</w:t>
-      </w:r>
-      <w:r>
-        <w:rPr>
-          <w:sz w:val="22"/>
-          <w:szCs w:val="22"/>
-        </w:rPr>
-        <w:t xml:space="preserve"> </w:t>
-      </w:r>
-      <w:r>
-        <w:rPr>
-          <w:sz w:val="22"/>
-          <w:szCs w:val="22"/>
-        </w:rPr>
-        <w:t>wir</w:t>
-      </w:r>
-      <w:r>
-        <w:rPr>
-          <w:sz w:val="22"/>
-          <w:szCs w:val="22"/>
-        </w:rPr>
-        <w:t xml:space="preserve"> konkret gemacht?</w:t>
-      </w:r>
-    </w:p>
-    <w:p>
-      <w:pPr>
-        <w:pStyle w:val="Listenabsatz"/>
-        <w:numPr>
-          <w:ilvl w:val="0"/>
-          <w:numId w:val="19"/>
-        </w:numPr>
-        <w:ind w:left="142" w:hanging="142"/>
-        <w:rPr>
-          <w:sz w:val="22"/>
-          <w:szCs w:val="22"/>
-        </w:rPr>
-      </w:pPr>
-      <w:r>
-        <w:rPr>
-          <w:sz w:val="22"/>
-          <w:szCs w:val="22"/>
-        </w:rPr>
-        <w:t>Kontrollieren: Ist das Ergebnis richtig?</w:t>
-      </w:r>
-      <w:r>
-        <w:rPr>
-          <w:sz w:val="22"/>
-          <w:szCs w:val="22"/>
-        </w:rPr>
-        <w:t xml:space="preserve"> Sind alle Anforderungen erfüllt?</w:t>
-      </w:r>
-    </w:p>
-    <w:p>
-      <w:pPr>
-        <w:pStyle w:val="Listenabsatz"/>
-        <w:numPr>
-          <w:ilvl w:val="0"/>
-          <w:numId w:val="19"/>
-        </w:numPr>
-        <w:ind w:left="142" w:hanging="142"/>
-        <w:rPr>
-          <w:sz w:val="22"/>
-          <w:szCs w:val="22"/>
-        </w:rPr>
-      </w:pPr>
-      <w:r>
-        <w:rPr>
-          <w:sz w:val="22"/>
-          <w:szCs w:val="22"/>
-        </w:rPr>
-        <w:t>Auswerten: Was habe</w:t>
-      </w:r>
-      <w:r>
-        <w:rPr>
-          <w:sz w:val="22"/>
-          <w:szCs w:val="22"/>
-        </w:rPr>
-        <w:t xml:space="preserve">n wir </w:t>
-      </w:r>
-      <w:r>
-        <w:rPr>
-          <w:sz w:val="22"/>
-          <w:szCs w:val="22"/>
-        </w:rPr>
-        <w:t>gelernt?</w:t>
-      </w:r>
-    </w:p>
-    <w:p>
-      <w:pPr>
-        <w:rPr>
-          <w:b/>
-          <w:bCs/>
-          <w:sz w:val="22"/>
-          <w:szCs w:val="22"/>
+      </w:pPr>
+      <w:r>
+        <w:rPr>
+          <w:b/>
+          <w:bCs/>
+          <w:noProof/>
+          <w:sz w:val="34"/>
+          <w:szCs w:val="34"/>
+        </w:rPr>
+        <w:drawing>
+          <wp:anchor distT="0" distB="0" distL="114300" distR="114300" simplePos="0" relativeHeight="251658240" behindDoc="0" locked="0" layoutInCell="1" allowOverlap="1" wp14:anchorId="6A1C256E" wp14:editId="6A7C976C">
+            <wp:simplePos x="0" y="0"/>
+            <wp:positionH relativeFrom="margin">
+              <wp:align>center</wp:align>
+            </wp:positionH>
+            <wp:positionV relativeFrom="paragraph">
+              <wp:posOffset>420370</wp:posOffset>
+            </wp:positionV>
+            <wp:extent cx="4427220" cy="6267450"/>
+            <wp:effectExtent l="0" t="0" r="0" b="0"/>
+            <wp:wrapTopAndBottom/>
+            <wp:docPr id="1948629312" name="Grafik 2"/>
+            <wp:cNvGraphicFramePr>
+              <a:graphicFrameLocks xmlns:a="http://schemas.openxmlformats.org/drawingml/2006/main" noChangeAspect="1"/>
+            </wp:cNvGraphicFramePr>
+            <a:graphic xmlns:a="http://schemas.openxmlformats.org/drawingml/2006/main">
+              <a:graphicData uri="http://schemas.openxmlformats.org/drawingml/2006/picture">
+                <pic:pic xmlns:pic="http://schemas.openxmlformats.org/drawingml/2006/picture">
+                  <pic:nvPicPr>
+                    <pic:cNvPr id="0" name="Picture 2"/>
+                    <pic:cNvPicPr>
+                      <a:picLocks noChangeAspect="1" noChangeArrowheads="1"/>
+                    </pic:cNvPicPr>
+                  </pic:nvPicPr>
+                  <pic:blipFill>
+                    <a:blip r:embed="rId11">
+                      <a:extLst>
+                        <a:ext uri="{28A0092B-C50C-407E-A947-70E740481C1C}">
+                          <a14:useLocalDpi xmlns:a14="http://schemas.microsoft.com/office/drawing/2010/main" val="0"/>
+                        </a:ext>
+                      </a:extLst>
+                    </a:blip>
+                    <a:srcRect/>
+                    <a:stretch>
+                      <a:fillRect/>
+                    </a:stretch>
+                  </pic:blipFill>
+                  <pic:spPr bwMode="auto">
+                    <a:xfrm>
+                      <a:off x="0" y="0"/>
+                      <a:ext cx="4427220" cy="6267450"/>
+                    </a:xfrm>
+                    <a:prstGeom prst="rect">
+                      <a:avLst/>
+                    </a:prstGeom>
+                    <a:noFill/>
+                  </pic:spPr>
+                </pic:pic>
+              </a:graphicData>
+            </a:graphic>
+            <wp14:sizeRelH relativeFrom="margin">
+              <wp14:pctWidth>0</wp14:pctWidth>
+            </wp14:sizeRelH>
+            <wp14:sizeRelV relativeFrom="margin">
+              <wp14:pctHeight>0</wp14:pctHeight>
+            </wp14:sizeRelV>
+          </wp:anchor>
+        </w:drawing>
+      </w:r>
+    </w:p>
+    <w:p>
+      <w:pPr>
+        <w:rPr>
+          <w:b/>
+          <w:bCs/>
+          <w:sz w:val="34"/>
+          <w:szCs w:val="34"/>
         </w:rPr>
       </w:pPr>
     </w:p>
@@ -440,51 +310,7 @@
             <w:sz w:val="22"/>
             <w:szCs w:val="22"/>
           </w:rPr>
-          <w:fldChar w:fldCharType="begin"/>
-        </w:r>
-        <w:r>
-          <w:rPr>
-            <w:noProof/>
-            <w:webHidden/>
-            <w:sz w:val="22"/>
-            <w:szCs w:val="22"/>
-          </w:rPr>
-          <w:instrText xml:space="preserve"> PAGEREF _Toc229315830 \h </w:instrText>
-        </w:r>
-        <w:r>
-          <w:rPr>
-            <w:noProof/>
-            <w:webHidden/>
-            <w:sz w:val="22"/>
-            <w:szCs w:val="22"/>
-          </w:rPr>
-        </w:r>
-        <w:r>
-          <w:rPr>
-            <w:noProof/>
-            <w:webHidden/>
-            <w:sz w:val="22"/>
-            <w:szCs w:val="22"/>
-          </w:rPr>
-          <w:fldChar w:fldCharType="separate"/>
-        </w:r>
-        <w:r>
-          <w:rPr>
-            <w:noProof/>
-            <w:webHidden/>
-            <w:sz w:val="22"/>
-            <w:szCs w:val="22"/>
-          </w:rPr>
-          <w:t>2</w:t>
-        </w:r>
-        <w:r>
-          <w:rPr>
-            <w:noProof/>
-            <w:webHidden/>
-            <w:sz w:val="22"/>
-            <w:szCs w:val="22"/>
-          </w:rPr>
-          <w:fldChar w:fldCharType="end"/>
+          <w:t>3</w:t>
         </w:r>
       </w:hyperlink>
     </w:p>
@@ -528,51 +354,7 @@
             <w:sz w:val="22"/>
             <w:szCs w:val="22"/>
           </w:rPr>
-          <w:fldChar w:fldCharType="begin"/>
-        </w:r>
-        <w:r>
-          <w:rPr>
-            <w:noProof/>
-            <w:webHidden/>
-            <w:sz w:val="22"/>
-            <w:szCs w:val="22"/>
-          </w:rPr>
-          <w:instrText xml:space="preserve"> PAGEREF _Toc229315831 \h </w:instrText>
-        </w:r>
-        <w:r>
-          <w:rPr>
-            <w:noProof/>
-            <w:webHidden/>
-            <w:sz w:val="22"/>
-            <w:szCs w:val="22"/>
-          </w:rPr>
-        </w:r>
-        <w:r>
-          <w:rPr>
-            <w:noProof/>
-            <w:webHidden/>
-            <w:sz w:val="22"/>
-            <w:szCs w:val="22"/>
-          </w:rPr>
-          <w:fldChar w:fldCharType="separate"/>
-        </w:r>
-        <w:r>
-          <w:rPr>
-            <w:noProof/>
-            <w:webHidden/>
-            <w:sz w:val="22"/>
-            <w:szCs w:val="22"/>
-          </w:rPr>
-          <w:t>3</w:t>
-        </w:r>
-        <w:r>
-          <w:rPr>
-            <w:noProof/>
-            <w:webHidden/>
-            <w:sz w:val="22"/>
-            <w:szCs w:val="22"/>
-          </w:rPr>
-          <w:fldChar w:fldCharType="end"/>
+          <w:t>5</w:t>
         </w:r>
       </w:hyperlink>
     </w:p>
@@ -616,51 +398,7 @@
             <w:sz w:val="22"/>
             <w:szCs w:val="22"/>
           </w:rPr>
-          <w:fldChar w:fldCharType="begin"/>
-        </w:r>
-        <w:r>
-          <w:rPr>
-            <w:noProof/>
-            <w:webHidden/>
-            <w:sz w:val="22"/>
-            <w:szCs w:val="22"/>
-          </w:rPr>
-          <w:instrText xml:space="preserve"> PAGEREF _Toc229315832 \h </w:instrText>
-        </w:r>
-        <w:r>
-          <w:rPr>
-            <w:noProof/>
-            <w:webHidden/>
-            <w:sz w:val="22"/>
-            <w:szCs w:val="22"/>
-          </w:rPr>
-        </w:r>
-        <w:r>
-          <w:rPr>
-            <w:noProof/>
-            <w:webHidden/>
-            <w:sz w:val="22"/>
-            <w:szCs w:val="22"/>
-          </w:rPr>
-          <w:fldChar w:fldCharType="separate"/>
-        </w:r>
-        <w:r>
-          <w:rPr>
-            <w:noProof/>
-            <w:webHidden/>
-            <w:sz w:val="22"/>
-            <w:szCs w:val="22"/>
-          </w:rPr>
-          <w:t>4</w:t>
-        </w:r>
-        <w:r>
-          <w:rPr>
-            <w:noProof/>
-            <w:webHidden/>
-            <w:sz w:val="22"/>
-            <w:szCs w:val="22"/>
-          </w:rPr>
-          <w:fldChar w:fldCharType="end"/>
+          <w:t>6</w:t>
         </w:r>
       </w:hyperlink>
     </w:p>
@@ -704,51 +442,7 @@
             <w:sz w:val="22"/>
             <w:szCs w:val="22"/>
           </w:rPr>
-          <w:fldChar w:fldCharType="begin"/>
-        </w:r>
-        <w:r>
-          <w:rPr>
-            <w:noProof/>
-            <w:webHidden/>
-            <w:sz w:val="22"/>
-            <w:szCs w:val="22"/>
-          </w:rPr>
-          <w:instrText xml:space="preserve"> PAGEREF _Toc229315833 \h </w:instrText>
-        </w:r>
-        <w:r>
-          <w:rPr>
-            <w:noProof/>
-            <w:webHidden/>
-            <w:sz w:val="22"/>
-            <w:szCs w:val="22"/>
-          </w:rPr>
-        </w:r>
-        <w:r>
-          <w:rPr>
-            <w:noProof/>
-            <w:webHidden/>
-            <w:sz w:val="22"/>
-            <w:szCs w:val="22"/>
-          </w:rPr>
-          <w:fldChar w:fldCharType="separate"/>
-        </w:r>
-        <w:r>
-          <w:rPr>
-            <w:noProof/>
-            <w:webHidden/>
-            <w:sz w:val="22"/>
-            <w:szCs w:val="22"/>
-          </w:rPr>
-          <w:t>5</w:t>
-        </w:r>
-        <w:r>
-          <w:rPr>
-            <w:noProof/>
-            <w:webHidden/>
-            <w:sz w:val="22"/>
-            <w:szCs w:val="22"/>
-          </w:rPr>
-          <w:fldChar w:fldCharType="end"/>
+          <w:t>8</w:t>
         </w:r>
       </w:hyperlink>
     </w:p>
@@ -792,51 +486,7 @@
             <w:sz w:val="22"/>
             <w:szCs w:val="22"/>
           </w:rPr>
-          <w:fldChar w:fldCharType="begin"/>
-        </w:r>
-        <w:r>
-          <w:rPr>
-            <w:noProof/>
-            <w:webHidden/>
-            <w:sz w:val="22"/>
-            <w:szCs w:val="22"/>
-          </w:rPr>
-          <w:instrText xml:space="preserve"> PAGEREF _Toc229315834 \h </w:instrText>
-        </w:r>
-        <w:r>
-          <w:rPr>
-            <w:noProof/>
-            <w:webHidden/>
-            <w:sz w:val="22"/>
-            <w:szCs w:val="22"/>
-          </w:rPr>
-        </w:r>
-        <w:r>
-          <w:rPr>
-            <w:noProof/>
-            <w:webHidden/>
-            <w:sz w:val="22"/>
-            <w:szCs w:val="22"/>
-          </w:rPr>
-          <w:fldChar w:fldCharType="separate"/>
-        </w:r>
-        <w:r>
-          <w:rPr>
-            <w:noProof/>
-            <w:webHidden/>
-            <w:sz w:val="22"/>
-            <w:szCs w:val="22"/>
-          </w:rPr>
-          <w:t>6</w:t>
-        </w:r>
-        <w:r>
-          <w:rPr>
-            <w:noProof/>
-            <w:webHidden/>
-            <w:sz w:val="22"/>
-            <w:szCs w:val="22"/>
-          </w:rPr>
-          <w:fldChar w:fldCharType="end"/>
+          <w:t>9</w:t>
         </w:r>
       </w:hyperlink>
     </w:p>
@@ -880,51 +530,7 @@
             <w:sz w:val="22"/>
             <w:szCs w:val="22"/>
           </w:rPr>
-          <w:fldChar w:fldCharType="begin"/>
-        </w:r>
-        <w:r>
-          <w:rPr>
-            <w:noProof/>
-            <w:webHidden/>
-            <w:sz w:val="22"/>
-            <w:szCs w:val="22"/>
-          </w:rPr>
-          <w:instrText xml:space="preserve"> PAGEREF _Toc229315835 \h </w:instrText>
-        </w:r>
-        <w:r>
-          <w:rPr>
-            <w:noProof/>
-            <w:webHidden/>
-            <w:sz w:val="22"/>
-            <w:szCs w:val="22"/>
-          </w:rPr>
-        </w:r>
-        <w:r>
-          <w:rPr>
-            <w:noProof/>
-            <w:webHidden/>
-            <w:sz w:val="22"/>
-            <w:szCs w:val="22"/>
-          </w:rPr>
-          <w:fldChar w:fldCharType="separate"/>
-        </w:r>
-        <w:r>
-          <w:rPr>
-            <w:noProof/>
-            <w:webHidden/>
-            <w:sz w:val="22"/>
-            <w:szCs w:val="22"/>
-          </w:rPr>
-          <w:t>7</w:t>
-        </w:r>
-        <w:r>
-          <w:rPr>
-            <w:noProof/>
-            <w:webHidden/>
-            <w:sz w:val="22"/>
-            <w:szCs w:val="22"/>
-          </w:rPr>
-          <w:fldChar w:fldCharType="end"/>
+          <w:t>10</w:t>
         </w:r>
       </w:hyperlink>
     </w:p>
@@ -977,52 +583,6 @@
       </w:r>
       <w:bookmarkEnd w:id="0"/>
     </w:p>
-    <w:p>
-      <w:pPr>
-        <w:rPr>
-          <w:sz w:val="22"/>
-          <w:szCs w:val="22"/>
-        </w:rPr>
-      </w:pPr>
-    </w:p>
-    <w:tbl>
-      <w:tblPr>
-        <w:tblW w:w="5000" w:type="pct"/>
-        <w:tblCellMar>
-          <w:top w:w="99" w:type="dxa"/>
-          <w:left w:w="99" w:type="dxa"/>
-          <w:bottom w:w="99" w:type="dxa"/>
-          <w:right w:w="99" w:type="dxa"/>
-        </w:tblCellMar>
-        <w:tblLook w:val="04A0" w:firstRow="1" w:lastRow="0" w:firstColumn="1" w:lastColumn="0" w:noHBand="0" w:noVBand="1"/>
-      </w:tblPr>
-      <w:tblGrid>
-        <w:gridCol w:w="9524"/>
-      </w:tblGrid>
-      <w:tr>
-        <w:tc>
-          <w:tcPr>
-            <w:tcW w:w="9524" w:type="dxa"/>
-            <w:shd w:val="clear" w:color="auto" w:fill="F2F2F2" w:themeFill="background1" w:themeFillShade="F2"/>
-          </w:tcPr>
-          <w:p>
-            <w:pPr>
-              <w:rPr>
-                <w:sz w:val="20"/>
-                <w:szCs w:val="20"/>
-              </w:rPr>
-            </w:pPr>
-            <w:r>
-              <w:rPr>
-                <w:sz w:val="22"/>
-                <w:szCs w:val="22"/>
-              </w:rPr>
-              <w:t>In diesem Kapitel beschreibst du die Ausgangslage und den Projektauftrag. Erkläre, welches Problem gelöst oder welches Produkt erstellt werden soll. Definiere die Projektziele, Anforderungen, Rahmenbedingungen (z. B. Zeit, Tools, Ressourcen) sowie mögliche Risiken oder Einschränkungen. Ziel ist es, eine klare Grundlage für das gesamte Projekt zu schaffen.</w:t>
-            </w:r>
-          </w:p>
-        </w:tc>
-      </w:tr>
-    </w:tbl>
     <w:p>
       <w:pPr>
         <w:rPr>
@@ -1741,7 +1301,6 @@
           <w:sz w:val="22"/>
           <w:szCs w:val="22"/>
         </w:rPr>
-        <w:lastRenderedPageBreak/>
         <w:t xml:space="preserve">Die Einträge sollten von jedem von jedem vorgenommen werden können. Falls gleichzeitiges Schreiben nicht </w:t>
       </w:r>
       <w:r>
@@ -1878,6 +1437,7 @@
           <w:sz w:val="22"/>
           <w:szCs w:val="22"/>
         </w:rPr>
+        <w:lastRenderedPageBreak/>
         <w:t>Admin</w:t>
       </w:r>
       <w:r>
@@ -2261,124 +1821,6 @@
       </w:r>
       <w:bookmarkEnd w:id="1"/>
     </w:p>
-    <w:p>
-      <w:pPr>
-        <w:rPr>
-          <w:sz w:val="22"/>
-          <w:szCs w:val="22"/>
-        </w:rPr>
-      </w:pPr>
-    </w:p>
-    <w:tbl>
-      <w:tblPr>
-        <w:tblW w:w="5000" w:type="pct"/>
-        <w:tblCellMar>
-          <w:top w:w="99" w:type="dxa"/>
-          <w:left w:w="99" w:type="dxa"/>
-          <w:bottom w:w="99" w:type="dxa"/>
-          <w:right w:w="99" w:type="dxa"/>
-        </w:tblCellMar>
-        <w:tblLook w:val="04A0" w:firstRow="1" w:lastRow="0" w:firstColumn="1" w:lastColumn="0" w:noHBand="0" w:noVBand="1"/>
-      </w:tblPr>
-      <w:tblGrid>
-        <w:gridCol w:w="9524"/>
-      </w:tblGrid>
-      <w:tr>
-        <w:tc>
-          <w:tcPr>
-            <w:tcW w:w="9514" w:type="dxa"/>
-            <w:shd w:val="clear" w:color="auto" w:fill="F2F2F2" w:themeFill="background1" w:themeFillShade="F2"/>
-          </w:tcPr>
-          <w:p>
-            <w:pPr>
-              <w:rPr>
-                <w:sz w:val="22"/>
-                <w:szCs w:val="22"/>
-              </w:rPr>
-            </w:pPr>
-            <w:r>
-              <w:rPr>
-                <w:sz w:val="22"/>
-                <w:szCs w:val="22"/>
-              </w:rPr>
-              <w:t>In diesem Kapitel zeigst du, wie du dein Projekt organisierst und planst. Dazu gehören ein realistischer Zeitplan, die Aufgabenverteilung im Team, wichtige Meilensteine sowie benötigte Ressourcen. Ebenfalls sollen Abhängigkeiten zwischen Aufgaben und eine Checkliste oder Arbeitsübersicht enthalten sein.</w:t>
-            </w:r>
-          </w:p>
-          <w:p>
-            <w:pPr>
-              <w:rPr>
-                <w:sz w:val="22"/>
-                <w:szCs w:val="22"/>
-              </w:rPr>
-            </w:pPr>
-          </w:p>
-          <w:p>
-            <w:pPr>
-              <w:rPr>
-                <w:sz w:val="22"/>
-                <w:szCs w:val="22"/>
-              </w:rPr>
-            </w:pPr>
-            <w:r>
-              <w:rPr>
-                <w:sz w:val="22"/>
-                <w:szCs w:val="22"/>
-              </w:rPr>
-              <w:t xml:space="preserve">Für die Planung deines Projekts stehen </w:t>
-            </w:r>
-            <w:r>
-              <w:rPr>
-                <w:color w:val="262626" w:themeColor="text1" w:themeTint="D9"/>
-                <w:sz w:val="22"/>
-                <w:szCs w:val="22"/>
-              </w:rPr>
-              <w:t xml:space="preserve">dir </w:t>
-            </w:r>
-            <w:hyperlink r:id="rId11" w:history="1">
-              <w:r>
-                <w:rPr>
-                  <w:rStyle w:val="Hyperlink"/>
-                  <w:color w:val="262626" w:themeColor="text1" w:themeTint="D9"/>
-                  <w:sz w:val="22"/>
-                  <w:szCs w:val="22"/>
-                </w:rPr>
-                <w:t>Vorlagen</w:t>
-              </w:r>
-            </w:hyperlink>
-            <w:r>
-              <w:rPr>
-                <w:sz w:val="22"/>
-                <w:szCs w:val="22"/>
-              </w:rPr>
-              <w:t xml:space="preserve"> für den Zeitplan sowie die Checkliste zur Verfügung. Diese dienen als Orientierungshilfe, damit du dein Projekt strukturiert planen, Aufgaben sinnvoll organisieren und den Fortschritt nachvollziehbar dokumentieren kannst.</w:t>
-            </w:r>
-          </w:p>
-          <w:p>
-            <w:pPr>
-              <w:rPr>
-                <w:sz w:val="22"/>
-                <w:szCs w:val="22"/>
-              </w:rPr>
-            </w:pPr>
-          </w:p>
-          <w:p>
-            <w:pPr>
-              <w:rPr>
-                <w:sz w:val="22"/>
-                <w:szCs w:val="22"/>
-              </w:rPr>
-            </w:pPr>
-            <w:r>
-              <w:rPr>
-                <w:sz w:val="22"/>
-                <w:szCs w:val="22"/>
-              </w:rPr>
-              <w:t>Die bereitgestellten Vorlagen sind eine Empfehlung und unterstützen dich bei der Anwendung der IPERKA-Methode. Du darfst jedoch auch eigene Tools oder Programme verwenden, sofern Zeitplan, Aufgabenverteilung, Meilensteine und Checkliste vollständig, übersichtlich und nachvollziehbar dargestellt werden.</w:t>
-            </w:r>
-          </w:p>
-        </w:tc>
-      </w:tr>
-    </w:tbl>
     <w:p>
       <w:pPr>
         <w:rPr>
@@ -3237,52 +2679,6 @@
         </w:rPr>
       </w:pPr>
     </w:p>
-    <w:tbl>
-      <w:tblPr>
-        <w:tblW w:w="5000" w:type="pct"/>
-        <w:tblCellMar>
-          <w:top w:w="99" w:type="dxa"/>
-          <w:left w:w="99" w:type="dxa"/>
-          <w:bottom w:w="99" w:type="dxa"/>
-          <w:right w:w="99" w:type="dxa"/>
-        </w:tblCellMar>
-        <w:tblLook w:val="04A0" w:firstRow="1" w:lastRow="0" w:firstColumn="1" w:lastColumn="0" w:noHBand="0" w:noVBand="1"/>
-      </w:tblPr>
-      <w:tblGrid>
-        <w:gridCol w:w="9524"/>
-      </w:tblGrid>
-      <w:tr>
-        <w:tc>
-          <w:tcPr>
-            <w:tcW w:w="9514" w:type="dxa"/>
-            <w:shd w:val="clear" w:color="auto" w:fill="F2F2F2" w:themeFill="background1" w:themeFillShade="F2"/>
-          </w:tcPr>
-          <w:p>
-            <w:pPr>
-              <w:rPr>
-                <w:sz w:val="22"/>
-                <w:szCs w:val="22"/>
-              </w:rPr>
-            </w:pPr>
-            <w:r>
-              <w:rPr>
-                <w:sz w:val="22"/>
-                <w:szCs w:val="22"/>
-              </w:rPr>
-              <w:t>In diesem Kapitel vergleichst du verschiedene Lösungsvarianten, Tools oder Vorgehensweisen. Beschreibe mögliche Optionen, deren Vor- und Nachteile und begründe nachvollziehbar, warum du dich für eine bestimmte Lösung entschieden hast.</w:t>
-            </w:r>
-          </w:p>
-        </w:tc>
-      </w:tr>
-    </w:tbl>
-    <w:p>
-      <w:pPr>
-        <w:rPr>
-          <w:sz w:val="22"/>
-          <w:szCs w:val="22"/>
-        </w:rPr>
-      </w:pPr>
-    </w:p>
     <w:p>
       <w:pPr>
         <w:jc w:val="both"/>
@@ -3808,7 +3204,6 @@
           <w:sz w:val="22"/>
           <w:szCs w:val="22"/>
         </w:rPr>
-        <w:lastRenderedPageBreak/>
         <w:t xml:space="preserve">Wir nutzen den Server von Manuel Waldburger (nicht den BBZW Server da dieser mit vielen Richtlinien verbunden </w:t>
       </w:r>
       <w:proofErr w:type="gramStart"/>
@@ -4033,52 +3428,6 @@
         </w:rPr>
       </w:pPr>
     </w:p>
-    <w:tbl>
-      <w:tblPr>
-        <w:tblW w:w="5000" w:type="pct"/>
-        <w:tblCellMar>
-          <w:top w:w="99" w:type="dxa"/>
-          <w:left w:w="99" w:type="dxa"/>
-          <w:bottom w:w="99" w:type="dxa"/>
-          <w:right w:w="99" w:type="dxa"/>
-        </w:tblCellMar>
-        <w:tblLook w:val="04A0" w:firstRow="1" w:lastRow="0" w:firstColumn="1" w:lastColumn="0" w:noHBand="0" w:noVBand="1"/>
-      </w:tblPr>
-      <w:tblGrid>
-        <w:gridCol w:w="9524"/>
-      </w:tblGrid>
-      <w:tr>
-        <w:tc>
-          <w:tcPr>
-            <w:tcW w:w="9514" w:type="dxa"/>
-            <w:shd w:val="clear" w:color="auto" w:fill="F2F2F2" w:themeFill="background1" w:themeFillShade="F2"/>
-          </w:tcPr>
-          <w:p>
-            <w:pPr>
-              <w:rPr>
-                <w:sz w:val="22"/>
-                <w:szCs w:val="22"/>
-              </w:rPr>
-            </w:pPr>
-            <w:r>
-              <w:rPr>
-                <w:sz w:val="22"/>
-                <w:szCs w:val="22"/>
-              </w:rPr>
-              <w:t>In diesem Kapitel dokumentierst du die praktische Umsetzung deines Projekts. Beschreibe die wichtigsten Arbeitsschritte, eingesetzte Technologien oder Werkzeuge, auftretende Probleme sowie deren Lösungen. Relevante Screenshots, Skizzen oder Beispiele können zur Veranschaulichung ergänzt werden.</w:t>
-            </w:r>
-          </w:p>
-        </w:tc>
-      </w:tr>
-    </w:tbl>
-    <w:p>
-      <w:pPr>
-        <w:rPr>
-          <w:sz w:val="22"/>
-          <w:szCs w:val="22"/>
-        </w:rPr>
-      </w:pPr>
-    </w:p>
     <w:p>
       <w:pPr>
         <w:rPr>
@@ -4168,28 +3517,49 @@
           <w:sz w:val="22"/>
           <w:szCs w:val="22"/>
         </w:rPr>
-        <w:t>. Loren schreibt die Dokumentation und hilft dort, wo gerade was anfällt.</w:t>
-      </w:r>
-    </w:p>
-    <w:p>
-      <w:pPr>
-        <w:rPr>
-          <w:sz w:val="22"/>
-          <w:szCs w:val="22"/>
-        </w:rPr>
-      </w:pPr>
-    </w:p>
-    <w:p>
-      <w:pPr>
-        <w:rPr>
-          <w:b/>
-          <w:bCs/>
-          <w:sz w:val="22"/>
-          <w:szCs w:val="22"/>
-          <w:u w:val="single"/>
-        </w:rPr>
-      </w:pPr>
-      <w:r>
+        <w:t>. Loren schreibt die Dokumentation</w:t>
+      </w:r>
+      <w:r>
+        <w:rPr>
+          <w:sz w:val="22"/>
+          <w:szCs w:val="22"/>
+        </w:rPr>
+        <w:t xml:space="preserve"> und macht das </w:t>
+      </w:r>
+      <w:proofErr w:type="spellStart"/>
+      <w:r>
+        <w:rPr>
+          <w:sz w:val="22"/>
+          <w:szCs w:val="22"/>
+        </w:rPr>
+        <w:t>Dockerimage</w:t>
+      </w:r>
+      <w:proofErr w:type="spellEnd"/>
+      <w:r>
+        <w:rPr>
+          <w:sz w:val="22"/>
+          <w:szCs w:val="22"/>
+        </w:rPr>
+        <w:t xml:space="preserve"> für den Server</w:t>
+      </w:r>
+      <w:r>
+        <w:rPr>
+          <w:sz w:val="22"/>
+          <w:szCs w:val="22"/>
+        </w:rPr>
+        <w:t>.</w:t>
+      </w:r>
+    </w:p>
+    <w:p>
+      <w:pPr>
+        <w:rPr>
+          <w:sz w:val="22"/>
+          <w:szCs w:val="22"/>
+        </w:rPr>
+      </w:pPr>
+    </w:p>
+    <w:p>
+      <w:pPr>
         <w:rPr>
           <w:b/>
           <w:bCs/>
@@ -4197,179 +3567,215 @@
           <w:iCs/>
           <w:sz w:val="22"/>
           <w:szCs w:val="22"/>
-          <w:u w:val="single"/>
-        </w:rPr>
-        <w:t>Die nächsten Abschnitte werden noch ergänzt, sobald wir die Funktionen fertig haben.</w:t>
-      </w:r>
-    </w:p>
-    <w:p>
-      <w:pPr>
-        <w:rPr>
-          <w:sz w:val="22"/>
-          <w:szCs w:val="22"/>
-        </w:rPr>
-      </w:pPr>
-    </w:p>
-    <w:p>
-      <w:pPr>
-        <w:rPr>
-          <w:b/>
-          <w:bCs/>
-          <w:i/>
-          <w:iCs/>
-          <w:sz w:val="22"/>
-          <w:szCs w:val="22"/>
-        </w:rPr>
-      </w:pPr>
-      <w:r>
-        <w:rPr>
-          <w:b/>
-          <w:bCs/>
-          <w:sz w:val="22"/>
-          <w:szCs w:val="22"/>
-        </w:rPr>
-        <w:t xml:space="preserve">Login </w:t>
-      </w:r>
-      <w:r>
-        <w:rPr>
-          <w:b/>
-          <w:bCs/>
-          <w:i/>
-          <w:iCs/>
-          <w:sz w:val="22"/>
-          <w:szCs w:val="22"/>
-        </w:rPr>
-        <w:t>(in Arbeit)</w:t>
-      </w:r>
-    </w:p>
-    <w:p>
-      <w:pPr>
-        <w:rPr>
-          <w:sz w:val="22"/>
-          <w:szCs w:val="22"/>
-        </w:rPr>
-      </w:pPr>
-      <w:r>
-        <w:rPr>
-          <w:sz w:val="22"/>
-          <w:szCs w:val="22"/>
-        </w:rPr>
-        <w:t>Hier noch ergänzen: Wie funktioniert das Login, Wie haben wir das Passwort gespeichert?</w:t>
-      </w:r>
-    </w:p>
-    <w:p>
-      <w:pPr>
-        <w:rPr>
-          <w:sz w:val="22"/>
-          <w:szCs w:val="22"/>
-        </w:rPr>
-      </w:pPr>
-    </w:p>
-    <w:p>
-      <w:pPr>
-        <w:rPr>
-          <w:b/>
-          <w:bCs/>
-          <w:sz w:val="22"/>
-          <w:szCs w:val="22"/>
-        </w:rPr>
-      </w:pPr>
-      <w:r>
-        <w:rPr>
-          <w:b/>
-          <w:bCs/>
-          <w:sz w:val="22"/>
-          <w:szCs w:val="22"/>
-        </w:rPr>
-        <w:t xml:space="preserve">Module erstellen </w:t>
-      </w:r>
-      <w:r>
-        <w:rPr>
-          <w:b/>
-          <w:bCs/>
-          <w:i/>
-          <w:iCs/>
-          <w:sz w:val="22"/>
-          <w:szCs w:val="22"/>
-        </w:rPr>
-        <w:t>(geplant)</w:t>
-      </w:r>
-    </w:p>
-    <w:p>
-      <w:pPr>
-        <w:rPr>
-          <w:sz w:val="22"/>
-          <w:szCs w:val="22"/>
-        </w:rPr>
-      </w:pPr>
-      <w:r>
-        <w:rPr>
-          <w:sz w:val="22"/>
-          <w:szCs w:val="22"/>
-        </w:rPr>
-        <w:t>Hier noch schreiben: Wie kann man ein Modul hinzufügen, Wie wird es gespeichert und angezeigt?</w:t>
-      </w:r>
-    </w:p>
-    <w:p>
-      <w:pPr>
-        <w:rPr>
-          <w:sz w:val="22"/>
-          <w:szCs w:val="22"/>
-        </w:rPr>
-      </w:pPr>
-    </w:p>
-    <w:p>
-      <w:pPr>
-        <w:rPr>
-          <w:b/>
-          <w:bCs/>
-          <w:sz w:val="22"/>
-          <w:szCs w:val="22"/>
-        </w:rPr>
-      </w:pPr>
-      <w:r>
-        <w:rPr>
-          <w:b/>
-          <w:bCs/>
-          <w:sz w:val="22"/>
-          <w:szCs w:val="22"/>
-        </w:rPr>
-        <w:t xml:space="preserve">Hausaufgaben, Prüfungen, Infos, Fragen </w:t>
-      </w:r>
-      <w:r>
-        <w:rPr>
-          <w:b/>
-          <w:bCs/>
-          <w:i/>
-          <w:iCs/>
-          <w:sz w:val="22"/>
-          <w:szCs w:val="22"/>
-        </w:rPr>
-        <w:t>(geplant)</w:t>
-      </w:r>
-    </w:p>
-    <w:p>
-      <w:pPr>
-        <w:rPr>
-          <w:sz w:val="22"/>
-          <w:szCs w:val="22"/>
-        </w:rPr>
-      </w:pPr>
-      <w:r>
-        <w:rPr>
-          <w:sz w:val="22"/>
-          <w:szCs w:val="22"/>
-        </w:rPr>
-        <w:t>Hier noch schreiben: Wie wurden die einzelnen Seiten umgesetzt? Wie haben wir das gleichzeitige Bearbeiten gelöst?</w:t>
-      </w:r>
-    </w:p>
-    <w:p>
-      <w:pPr>
-        <w:rPr>
-          <w:sz w:val="22"/>
-          <w:szCs w:val="22"/>
-        </w:rPr>
-      </w:pPr>
+        </w:rPr>
+      </w:pPr>
+      <w:r>
+        <w:rPr>
+          <w:b/>
+          <w:bCs/>
+          <w:sz w:val="22"/>
+          <w:szCs w:val="22"/>
+        </w:rPr>
+        <w:t>Login</w:t>
+      </w:r>
+    </w:p>
+    <w:p>
+      <w:pPr>
+        <w:rPr>
+          <w:sz w:val="22"/>
+          <w:szCs w:val="22"/>
+        </w:rPr>
+      </w:pPr>
+      <w:r>
+        <w:rPr>
+          <w:sz w:val="22"/>
+          <w:szCs w:val="22"/>
+        </w:rPr>
+        <w:t xml:space="preserve">Das Login wurde mit Java und </w:t>
+      </w:r>
+      <w:proofErr w:type="spellStart"/>
+      <w:r>
+        <w:rPr>
+          <w:sz w:val="22"/>
+          <w:szCs w:val="22"/>
+        </w:rPr>
+        <w:t>Quarkus</w:t>
+      </w:r>
+      <w:proofErr w:type="spellEnd"/>
+      <w:r>
+        <w:rPr>
+          <w:sz w:val="22"/>
+          <w:szCs w:val="22"/>
+        </w:rPr>
+        <w:t xml:space="preserve"> umgesetzt. Der Benutzer gibt den Klassennamen sowie das Klassenpasswort ein. Das Backend liest den dazugehörigen </w:t>
+      </w:r>
+      <w:proofErr w:type="spellStart"/>
+      <w:r>
+        <w:rPr>
+          <w:sz w:val="22"/>
+          <w:szCs w:val="22"/>
+        </w:rPr>
+        <w:t>BCrypt</w:t>
+      </w:r>
+      <w:proofErr w:type="spellEnd"/>
+      <w:r>
+        <w:rPr>
+          <w:sz w:val="22"/>
+          <w:szCs w:val="22"/>
+        </w:rPr>
+        <w:t xml:space="preserve">-Hash aus der SQLite-DB und vergleicht ihn mit dem eingegebenen Passwort. Bei Übereinstimmung wird ein JWT zurückgegeben, welches der Browser im </w:t>
+      </w:r>
+      <w:proofErr w:type="spellStart"/>
+      <w:r>
+        <w:rPr>
+          <w:sz w:val="22"/>
+          <w:szCs w:val="22"/>
+        </w:rPr>
+        <w:t>LocalStorage</w:t>
+      </w:r>
+      <w:proofErr w:type="spellEnd"/>
+      <w:r>
+        <w:rPr>
+          <w:sz w:val="22"/>
+          <w:szCs w:val="22"/>
+        </w:rPr>
+        <w:t xml:space="preserve"> speichert. Bei jeder weiteren API-Abfrage wird dieses Token mitgeschickt. Das Backend prüft, ob das Token mit der abgefragten Ressource übereinstimmt. Passwortänderung und Logout löschen das Token.</w:t>
+      </w:r>
+    </w:p>
+    <w:p>
+      <w:pPr>
+        <w:rPr>
+          <w:sz w:val="22"/>
+          <w:szCs w:val="22"/>
+        </w:rPr>
+      </w:pPr>
+    </w:p>
+    <w:p>
+      <w:pPr>
+        <w:rPr>
+          <w:b/>
+          <w:bCs/>
+          <w:sz w:val="22"/>
+          <w:szCs w:val="22"/>
+        </w:rPr>
+      </w:pPr>
+      <w:r>
+        <w:rPr>
+          <w:b/>
+          <w:bCs/>
+          <w:sz w:val="22"/>
+          <w:szCs w:val="22"/>
+        </w:rPr>
+        <w:t>Module erstellen</w:t>
+      </w:r>
+    </w:p>
+    <w:p>
+      <w:pPr>
+        <w:rPr>
+          <w:sz w:val="22"/>
+          <w:szCs w:val="22"/>
+        </w:rPr>
+      </w:pPr>
+      <w:r>
+        <w:rPr>
+          <w:sz w:val="22"/>
+          <w:szCs w:val="22"/>
+        </w:rPr>
+        <w:t xml:space="preserve">Nach dem Login gelangt der Benutzer auf das Dashboard. Dort wird ein Formularfeld angezeigt, in das der Modulname eingetragen werden kann. Der Klick auf den Button Hinzufügen, sendet einen POST-Request an einen </w:t>
+      </w:r>
+      <w:proofErr w:type="spellStart"/>
+      <w:r>
+        <w:rPr>
+          <w:sz w:val="22"/>
+          <w:szCs w:val="22"/>
+        </w:rPr>
+        <w:t>Endpoint</w:t>
+      </w:r>
+      <w:proofErr w:type="spellEnd"/>
+      <w:r>
+        <w:rPr>
+          <w:sz w:val="22"/>
+          <w:szCs w:val="22"/>
+        </w:rPr>
+        <w:t>. Das Backend speichert das Modul in der SQLite-DB mit einem Foreign Key auf die Klasse. Anschliessend wird die Modulliste mit einem GET-Request neu geladen. Ein Klick auf ein Modul öffnet die Detailansicht des Moduls mit den Unterseiten Hausaufgaben, Prüfungen, Infos und Fragen.</w:t>
+      </w:r>
+    </w:p>
+    <w:p>
+      <w:pPr>
+        <w:rPr>
+          <w:sz w:val="22"/>
+          <w:szCs w:val="22"/>
+        </w:rPr>
+      </w:pPr>
+    </w:p>
+    <w:p>
+      <w:pPr>
+        <w:rPr>
+          <w:b/>
+          <w:bCs/>
+          <w:sz w:val="22"/>
+          <w:szCs w:val="22"/>
+        </w:rPr>
+      </w:pPr>
+      <w:r>
+        <w:rPr>
+          <w:b/>
+          <w:bCs/>
+          <w:sz w:val="22"/>
+          <w:szCs w:val="22"/>
+        </w:rPr>
+        <w:t>Hausaufgaben, Prüfungen, Infos, Fragen</w:t>
+      </w:r>
+    </w:p>
+    <w:p>
+      <w:pPr>
+        <w:rPr>
+          <w:sz w:val="22"/>
+          <w:szCs w:val="22"/>
+        </w:rPr>
+      </w:pPr>
+      <w:r>
+        <w:rPr>
+          <w:sz w:val="22"/>
+          <w:szCs w:val="22"/>
+        </w:rPr>
+        <w:t xml:space="preserve">Wie gesagt besitzt jedes Modul vier Unterseiten: Hausaufgaben, Prüfungen, Infos und Fragen. Jede Unterseite hat die gleiche Grundstruktur: Ein Eingabefeld zum </w:t>
+      </w:r>
+      <w:r>
+        <w:rPr>
+          <w:sz w:val="22"/>
+          <w:szCs w:val="22"/>
+        </w:rPr>
+        <w:t>Erstellen</w:t>
+      </w:r>
+      <w:r>
+        <w:rPr>
+          <w:sz w:val="22"/>
+          <w:szCs w:val="22"/>
+        </w:rPr>
+        <w:t xml:space="preserve"> neuer Einträge</w:t>
+      </w:r>
+      <w:r>
+        <w:rPr>
+          <w:sz w:val="22"/>
+          <w:szCs w:val="22"/>
+        </w:rPr>
+        <w:t xml:space="preserve"> und</w:t>
+      </w:r>
+      <w:r>
+        <w:rPr>
+          <w:sz w:val="22"/>
+          <w:szCs w:val="22"/>
+        </w:rPr>
+        <w:t xml:space="preserve"> eine Liste bestehender Einträge</w:t>
+      </w:r>
+      <w:r>
+        <w:rPr>
+          <w:sz w:val="22"/>
+          <w:szCs w:val="22"/>
+        </w:rPr>
+        <w:t xml:space="preserve">. Bei Hausaufgaben werden Titel, Beschreibung und Fälligkeitsdatum gespeichert. Bei Prüfungen werden zusätzlich Prüfungsdatum und Lernziele gespeichert. Informationen bestehen aus Titel und Inhalt. Die Frageseite ermöglicht es eine Frage zu stellen, und Antworten dazu zu erhalten. Das gleichzeitige Bearbeiten von Einträgen durch mehrere Benutzer wird so gelöst das alle Änderungen direkt in die Datenbank geschrieben werden und die Ansicht bei jedem Öffnen der Seite neu geladen wird. </w:t>
+      </w:r>
       <w:r>
         <w:rPr>
           <w:sz w:val="22"/>
@@ -4400,59 +3806,202 @@
         </w:rPr>
       </w:pPr>
     </w:p>
-    <w:tbl>
-      <w:tblPr>
-        <w:tblW w:w="5000" w:type="pct"/>
-        <w:tblCellMar>
-          <w:top w:w="99" w:type="dxa"/>
-          <w:left w:w="99" w:type="dxa"/>
-          <w:bottom w:w="99" w:type="dxa"/>
-          <w:right w:w="99" w:type="dxa"/>
-        </w:tblCellMar>
-        <w:tblLook w:val="04A0" w:firstRow="1" w:lastRow="0" w:firstColumn="1" w:lastColumn="0" w:noHBand="0" w:noVBand="1"/>
-      </w:tblPr>
-      <w:tblGrid>
-        <w:gridCol w:w="9524"/>
-      </w:tblGrid>
-      <w:tr>
-        <w:tc>
-          <w:tcPr>
-            <w:tcW w:w="9514" w:type="dxa"/>
-            <w:shd w:val="clear" w:color="auto" w:fill="F2F2F2" w:themeFill="background1" w:themeFillShade="F2"/>
-          </w:tcPr>
-          <w:p>
-            <w:pPr>
-              <w:rPr>
-                <w:sz w:val="22"/>
-                <w:szCs w:val="22"/>
-              </w:rPr>
-            </w:pPr>
-            <w:r>
-              <w:rPr>
-                <w:sz w:val="22"/>
-                <w:szCs w:val="22"/>
-              </w:rPr>
-              <w:t>In diesem Kapitel überprüfst du, ob dein Projekt die definierten Ziele und Anforderungen erfüllt. Führe Tests, Qualitätskontrollen oder Soll-/Ist-Vergleiche durch und dokumentiere mögliche Fehler, Abweichungen oder Verbesserungsbedarf.</w:t>
-            </w:r>
-          </w:p>
-        </w:tc>
-      </w:tr>
-    </w:tbl>
-    <w:p>
-      <w:pPr>
-        <w:rPr>
-          <w:sz w:val="22"/>
-          <w:szCs w:val="22"/>
-        </w:rPr>
-      </w:pPr>
-    </w:p>
-    <w:p>
-      <w:pPr>
-        <w:rPr>
-          <w:sz w:val="22"/>
-          <w:szCs w:val="22"/>
-        </w:rPr>
-      </w:pPr>
+    <w:p>
+      <w:pPr>
+        <w:rPr>
+          <w:b/>
+          <w:bCs/>
+          <w:sz w:val="22"/>
+          <w:szCs w:val="22"/>
+        </w:rPr>
+      </w:pPr>
+      <w:r>
+        <w:rPr>
+          <w:b/>
+          <w:bCs/>
+          <w:sz w:val="22"/>
+          <w:szCs w:val="22"/>
+        </w:rPr>
+        <w:t>Soll-/Ist-Vergleich</w:t>
+      </w:r>
+    </w:p>
+    <w:p>
+      <w:pPr>
+        <w:rPr>
+          <w:sz w:val="22"/>
+          <w:szCs w:val="22"/>
+        </w:rPr>
+      </w:pPr>
+      <w:r>
+        <w:rPr>
+          <w:sz w:val="22"/>
+          <w:szCs w:val="22"/>
+        </w:rPr>
+        <w:t>Alle zwingend notwendigen Funktionen wurden umgesetzt und geprüft. Login, Logout, Modulverwaltung, Hausaufgaben, Prüfungen, Informationen und Fragen mit Antworten sind vollständig implementiert. Die Applikation läuft auf einem eigenen Server und ist über den Browser erreichbar (</w:t>
+      </w:r>
+      <w:hyperlink r:id="rId12" w:history="1">
+        <w:r>
+          <w:rPr>
+            <w:rStyle w:val="Hyperlink"/>
+            <w:sz w:val="22"/>
+            <w:szCs w:val="22"/>
+          </w:rPr>
+          <w:t>https://klassenhub.wnw.li/</w:t>
+        </w:r>
+      </w:hyperlink>
+      <w:r>
+        <w:rPr>
+          <w:sz w:val="22"/>
+          <w:szCs w:val="22"/>
+        </w:rPr>
+        <w:t>). Die optionale Registrierungsfunktion würde auch implementiert.</w:t>
+      </w:r>
+    </w:p>
+    <w:p>
+      <w:pPr>
+        <w:rPr>
+          <w:sz w:val="22"/>
+          <w:szCs w:val="22"/>
+        </w:rPr>
+      </w:pPr>
+    </w:p>
+    <w:p>
+      <w:pPr>
+        <w:rPr>
+          <w:b/>
+          <w:bCs/>
+          <w:sz w:val="22"/>
+          <w:szCs w:val="22"/>
+        </w:rPr>
+      </w:pPr>
+      <w:r>
+        <w:rPr>
+          <w:b/>
+          <w:bCs/>
+          <w:sz w:val="22"/>
+          <w:szCs w:val="22"/>
+        </w:rPr>
+        <w:t>Testprotokoll</w:t>
+      </w:r>
+    </w:p>
+    <w:p>
+      <w:pPr>
+        <w:rPr>
+          <w:sz w:val="22"/>
+          <w:szCs w:val="22"/>
+        </w:rPr>
+      </w:pPr>
+      <w:r>
+        <w:rPr>
+          <w:sz w:val="22"/>
+          <w:szCs w:val="22"/>
+        </w:rPr>
+        <w:t>Login: Korrekte Anmeldedaten -&gt; Weiterleitung zum Dashboard. Falsche Anmeldedaten -&gt; Fehlermeldung</w:t>
+      </w:r>
+      <w:r>
+        <w:rPr>
+          <w:sz w:val="22"/>
+          <w:szCs w:val="22"/>
+        </w:rPr>
+        <w:t>. Direktzugriff auf geschützte Seiten ohne Token -&gt; Weiterleitung auf Login</w:t>
+      </w:r>
+    </w:p>
+    <w:p>
+      <w:pPr>
+        <w:rPr>
+          <w:sz w:val="22"/>
+          <w:szCs w:val="22"/>
+        </w:rPr>
+      </w:pPr>
+      <w:r>
+        <w:rPr>
+          <w:sz w:val="22"/>
+          <w:szCs w:val="22"/>
+        </w:rPr>
+        <w:t>Module: Modul erstellen -&gt; erscheint auf der Sidebar. Doppelter Modulname -&gt; Fehlermeldung. Modul löschen -&gt; Modul verschwindet und alle verknüpften Einträge auch</w:t>
+      </w:r>
+    </w:p>
+    <w:p>
+      <w:pPr>
+        <w:rPr>
+          <w:sz w:val="22"/>
+          <w:szCs w:val="22"/>
+        </w:rPr>
+      </w:pPr>
+      <w:r>
+        <w:rPr>
+          <w:sz w:val="22"/>
+          <w:szCs w:val="22"/>
+        </w:rPr>
+        <w:t>Hausaufgaben: Eintrag erstellen -&gt; erscheint in der Liste. Eintrag löschen -&gt; wird entfernt. Gleichzeitiger Zugriff -&gt; nach Neu-Laden beider Tabs sind Daten konsistent</w:t>
+      </w:r>
+    </w:p>
+    <w:p>
+      <w:pPr>
+        <w:rPr>
+          <w:sz w:val="22"/>
+          <w:szCs w:val="22"/>
+        </w:rPr>
+      </w:pPr>
+    </w:p>
+    <w:p>
+      <w:pPr>
+        <w:rPr>
+          <w:b/>
+          <w:bCs/>
+          <w:sz w:val="22"/>
+          <w:szCs w:val="22"/>
+        </w:rPr>
+      </w:pPr>
+      <w:r>
+        <w:rPr>
+          <w:b/>
+          <w:bCs/>
+          <w:sz w:val="22"/>
+          <w:szCs w:val="22"/>
+        </w:rPr>
+        <w:t>Bekannte Einschränkungen</w:t>
+      </w:r>
+    </w:p>
+    <w:p>
+      <w:pPr>
+        <w:rPr>
+          <w:sz w:val="22"/>
+          <w:szCs w:val="22"/>
+        </w:rPr>
+      </w:pPr>
+      <w:proofErr w:type="spellStart"/>
+      <w:r>
+        <w:rPr>
+          <w:sz w:val="22"/>
+          <w:szCs w:val="22"/>
+        </w:rPr>
+        <w:t>Echzeit</w:t>
+      </w:r>
+      <w:proofErr w:type="spellEnd"/>
+      <w:r>
+        <w:rPr>
+          <w:sz w:val="22"/>
+          <w:szCs w:val="22"/>
+        </w:rPr>
+        <w:t>-Synchronisation (Live-Updates ohne Seiten-</w:t>
+      </w:r>
+      <w:proofErr w:type="spellStart"/>
+      <w:r>
+        <w:rPr>
+          <w:sz w:val="22"/>
+          <w:szCs w:val="22"/>
+        </w:rPr>
+        <w:t>Reload</w:t>
+      </w:r>
+      <w:proofErr w:type="spellEnd"/>
+      <w:r>
+        <w:rPr>
+          <w:sz w:val="22"/>
+          <w:szCs w:val="22"/>
+        </w:rPr>
+        <w:t>) ist nicht implementiert. Benutzer müssen die Seite manuell neu laden, um Änderungen zu sehen. Der Datei-Upload ist nicht umgesetzt (optionale Funktion). Rechteverwaltung innerhalb der Klasse fehlt (optionale Funktion).</w:t>
+      </w:r>
       <w:r>
         <w:rPr>
           <w:sz w:val="22"/>
@@ -4483,51 +4032,370 @@
         </w:rPr>
       </w:pPr>
     </w:p>
-    <w:tbl>
-      <w:tblPr>
-        <w:tblW w:w="5000" w:type="pct"/>
-        <w:tblCellMar>
-          <w:top w:w="99" w:type="dxa"/>
-          <w:left w:w="99" w:type="dxa"/>
-          <w:bottom w:w="99" w:type="dxa"/>
-          <w:right w:w="99" w:type="dxa"/>
-        </w:tblCellMar>
-        <w:tblLook w:val="04A0" w:firstRow="1" w:lastRow="0" w:firstColumn="1" w:lastColumn="0" w:noHBand="0" w:noVBand="1"/>
-      </w:tblPr>
-      <w:tblGrid>
-        <w:gridCol w:w="9524"/>
-      </w:tblGrid>
-      <w:tr>
-        <w:tc>
-          <w:tcPr>
-            <w:tcW w:w="9514" w:type="dxa"/>
-            <w:shd w:val="clear" w:color="auto" w:fill="F2F2F2" w:themeFill="background1" w:themeFillShade="F2"/>
-          </w:tcPr>
-          <w:p>
-            <w:pPr>
-              <w:rPr>
-                <w:sz w:val="22"/>
-                <w:szCs w:val="22"/>
-              </w:rPr>
-            </w:pPr>
-            <w:r>
-              <w:rPr>
-                <w:sz w:val="22"/>
-                <w:szCs w:val="22"/>
-              </w:rPr>
-              <w:t>In diesem Kapitel reflektierst du den gesamten Projektverlauf. Beschreibe, ob die Ziele erreicht wurden, was gut funktioniert hat, welche Schwierigkeiten aufgetreten sind und was du bei zukünftigen Projekten verbessern würdest. Ergänze ein persönliches oder teambezogenes Fazit.</w:t>
-            </w:r>
-          </w:p>
-        </w:tc>
-      </w:tr>
-    </w:tbl>
-    <w:p>
-      <w:pPr>
-        <w:rPr>
-          <w:sz w:val="22"/>
-          <w:szCs w:val="22"/>
-        </w:rPr>
-      </w:pPr>
+    <w:p>
+      <w:pPr>
+        <w:rPr>
+          <w:b/>
+          <w:bCs/>
+          <w:sz w:val="22"/>
+          <w:szCs w:val="22"/>
+        </w:rPr>
+      </w:pPr>
+      <w:r>
+        <w:rPr>
+          <w:b/>
+          <w:bCs/>
+          <w:sz w:val="22"/>
+          <w:szCs w:val="22"/>
+        </w:rPr>
+        <w:t>Zielerreichung</w:t>
+      </w:r>
+    </w:p>
+    <w:p>
+      <w:pPr>
+        <w:rPr>
+          <w:sz w:val="22"/>
+          <w:szCs w:val="22"/>
+        </w:rPr>
+      </w:pPr>
+      <w:r>
+        <w:rPr>
+          <w:sz w:val="22"/>
+          <w:szCs w:val="22"/>
+        </w:rPr>
+        <w:t xml:space="preserve">Das Projektziel wurde erreicht, KlassenHub ist eine funktionsfähige Webanwendung, die von einer ganzen Klasse gemeinsam genutzt werden kann. Alle Pflichtfunktionen (Login, Module, Hausaufgaben, Prüfungen, Informationen, Fragen) wurden innerhalb der Zeit umgesetzt. Zusätzlich wurde die optionale Registrierungsfunktion implementiert. </w:t>
+      </w:r>
+    </w:p>
+    <w:p>
+      <w:pPr>
+        <w:rPr>
+          <w:sz w:val="22"/>
+          <w:szCs w:val="22"/>
+        </w:rPr>
+      </w:pPr>
+    </w:p>
+    <w:p>
+      <w:pPr>
+        <w:rPr>
+          <w:b/>
+          <w:bCs/>
+          <w:sz w:val="22"/>
+          <w:szCs w:val="22"/>
+        </w:rPr>
+      </w:pPr>
+      <w:r>
+        <w:rPr>
+          <w:b/>
+          <w:bCs/>
+          <w:sz w:val="22"/>
+          <w:szCs w:val="22"/>
+        </w:rPr>
+        <w:t>Was gut funktioniert hat</w:t>
+      </w:r>
+    </w:p>
+    <w:p>
+      <w:pPr>
+        <w:rPr>
+          <w:sz w:val="22"/>
+          <w:szCs w:val="22"/>
+        </w:rPr>
+      </w:pPr>
+      <w:r>
+        <w:rPr>
+          <w:sz w:val="22"/>
+          <w:szCs w:val="22"/>
+        </w:rPr>
+        <w:t xml:space="preserve">Die Aufgabenverteilung im Team hat sich bewährt: Durch die klare Trennung der Aufgaben konnte jeder seine Stärken ausarbeiten. GitHub als gemeinsame Plattform ermöglichte eine gute Zusammenarbeit. Die Entscheidung für </w:t>
+      </w:r>
+      <w:proofErr w:type="spellStart"/>
+      <w:r>
+        <w:rPr>
+          <w:sz w:val="22"/>
+          <w:szCs w:val="22"/>
+        </w:rPr>
+        <w:t>Quarkus</w:t>
+      </w:r>
+      <w:proofErr w:type="spellEnd"/>
+      <w:r>
+        <w:rPr>
+          <w:sz w:val="22"/>
+          <w:szCs w:val="22"/>
+        </w:rPr>
+        <w:t xml:space="preserve"> war richtig, da die vorhandene Erfahrung ein Vorteil war. </w:t>
+      </w:r>
+    </w:p>
+    <w:p>
+      <w:pPr>
+        <w:rPr>
+          <w:sz w:val="22"/>
+          <w:szCs w:val="22"/>
+        </w:rPr>
+      </w:pPr>
+    </w:p>
+    <w:p>
+      <w:pPr>
+        <w:rPr>
+          <w:b/>
+          <w:bCs/>
+          <w:sz w:val="22"/>
+          <w:szCs w:val="22"/>
+        </w:rPr>
+      </w:pPr>
+      <w:r>
+        <w:rPr>
+          <w:b/>
+          <w:bCs/>
+          <w:sz w:val="22"/>
+          <w:szCs w:val="22"/>
+        </w:rPr>
+        <w:t>Schwierigkeiten</w:t>
+      </w:r>
+      <w:r>
+        <w:rPr>
+          <w:b/>
+          <w:bCs/>
+          <w:sz w:val="22"/>
+          <w:szCs w:val="22"/>
+        </w:rPr>
+        <w:t>/Herausforderungen</w:t>
+      </w:r>
+    </w:p>
+    <w:p>
+      <w:pPr>
+        <w:rPr>
+          <w:sz w:val="22"/>
+          <w:szCs w:val="22"/>
+        </w:rPr>
+      </w:pPr>
+      <w:r>
+        <w:rPr>
+          <w:sz w:val="22"/>
+          <w:szCs w:val="22"/>
+        </w:rPr>
+        <w:t xml:space="preserve">Die grösste technische Herausforderung war das JWT-Basierte Login: Keiner im Team hatte je ein Login entwickelt. Auch die schlussendliche Verbindung von FE und BE war herausfordernd im JS die richtigen Endpoints aufzurufen. Die Konfiguration mit Docker hat mehr Zeit gebraucht als geplant. </w:t>
+      </w:r>
+      <w:r>
+        <w:rPr>
+          <w:sz w:val="22"/>
+          <w:szCs w:val="22"/>
+        </w:rPr>
+        <w:t xml:space="preserve">Wir haben gelernt die Abhängigkeiten zwischen FE und BE frühzeitig anschauen muss, da das FE auf das BE angewiesen ist. </w:t>
+      </w:r>
+    </w:p>
+    <w:p>
+      <w:pPr>
+        <w:rPr>
+          <w:sz w:val="22"/>
+          <w:szCs w:val="22"/>
+        </w:rPr>
+      </w:pPr>
+    </w:p>
+    <w:p>
+      <w:pPr>
+        <w:rPr>
+          <w:b/>
+          <w:bCs/>
+          <w:sz w:val="22"/>
+          <w:szCs w:val="22"/>
+        </w:rPr>
+      </w:pPr>
+      <w:r>
+        <w:rPr>
+          <w:b/>
+          <w:bCs/>
+          <w:sz w:val="22"/>
+          <w:szCs w:val="22"/>
+        </w:rPr>
+        <w:t xml:space="preserve">Was wir beim nächsten Mal besser </w:t>
+      </w:r>
+      <w:proofErr w:type="gramStart"/>
+      <w:r>
+        <w:rPr>
+          <w:b/>
+          <w:bCs/>
+          <w:sz w:val="22"/>
+          <w:szCs w:val="22"/>
+        </w:rPr>
+        <w:t>machen</w:t>
+      </w:r>
+      <w:proofErr w:type="gramEnd"/>
+      <w:r>
+        <w:rPr>
+          <w:b/>
+          <w:bCs/>
+          <w:sz w:val="22"/>
+          <w:szCs w:val="22"/>
+        </w:rPr>
+        <w:t xml:space="preserve"> würden</w:t>
+      </w:r>
+    </w:p>
+    <w:p>
+      <w:pPr>
+        <w:rPr>
+          <w:sz w:val="22"/>
+          <w:szCs w:val="22"/>
+        </w:rPr>
+      </w:pPr>
+      <w:r>
+        <w:rPr>
+          <w:sz w:val="22"/>
+          <w:szCs w:val="22"/>
+        </w:rPr>
+        <w:t>Beim nächsten Projekt würden wir die API-Endpoints früher definieren (</w:t>
+      </w:r>
+      <w:proofErr w:type="spellStart"/>
+      <w:r>
+        <w:rPr>
+          <w:sz w:val="22"/>
+          <w:szCs w:val="22"/>
+        </w:rPr>
+        <w:t>openapi.yaml</w:t>
+      </w:r>
+      <w:proofErr w:type="spellEnd"/>
+      <w:r>
+        <w:rPr>
+          <w:sz w:val="22"/>
+          <w:szCs w:val="22"/>
+        </w:rPr>
+        <w:t xml:space="preserve">), damit FE und BE unabhängig entwickelt werden kann. Wir würden mit dem </w:t>
+      </w:r>
+      <w:proofErr w:type="spellStart"/>
+      <w:r>
+        <w:rPr>
+          <w:sz w:val="22"/>
+          <w:szCs w:val="22"/>
+        </w:rPr>
+        <w:t>Deployment</w:t>
+      </w:r>
+      <w:proofErr w:type="spellEnd"/>
+      <w:r>
+        <w:rPr>
+          <w:sz w:val="22"/>
+          <w:szCs w:val="22"/>
+        </w:rPr>
+        <w:t xml:space="preserve"> früher beginnen da, um nicht Stress durch anfallende Probleme entsteht.</w:t>
+      </w:r>
+    </w:p>
+    <w:p>
+      <w:pPr>
+        <w:rPr>
+          <w:sz w:val="22"/>
+          <w:szCs w:val="22"/>
+        </w:rPr>
+      </w:pPr>
+    </w:p>
+    <w:p>
+      <w:pPr>
+        <w:rPr>
+          <w:b/>
+          <w:bCs/>
+          <w:sz w:val="22"/>
+          <w:szCs w:val="22"/>
+        </w:rPr>
+      </w:pPr>
+      <w:r>
+        <w:rPr>
+          <w:b/>
+          <w:bCs/>
+          <w:sz w:val="22"/>
+          <w:szCs w:val="22"/>
+        </w:rPr>
+        <w:t>Persönliches Fazit</w:t>
+      </w:r>
+    </w:p>
+    <w:p>
+      <w:pPr>
+        <w:rPr>
+          <w:sz w:val="22"/>
+          <w:szCs w:val="22"/>
+        </w:rPr>
+      </w:pPr>
+      <w:r>
+        <w:rPr>
+          <w:sz w:val="22"/>
+          <w:szCs w:val="22"/>
+        </w:rPr>
+        <w:t xml:space="preserve">Das Projekt hat gezeigt, dass </w:t>
+      </w:r>
+      <w:r>
+        <w:rPr>
+          <w:sz w:val="22"/>
+          <w:szCs w:val="22"/>
+        </w:rPr>
+        <w:t xml:space="preserve">wir </w:t>
+      </w:r>
+      <w:r>
+        <w:rPr>
+          <w:sz w:val="22"/>
+          <w:szCs w:val="22"/>
+        </w:rPr>
+        <w:t xml:space="preserve">Zeit eine funktionsfähige Webanwendung realisieren </w:t>
+      </w:r>
+      <w:r>
+        <w:rPr>
+          <w:sz w:val="22"/>
+          <w:szCs w:val="22"/>
+        </w:rPr>
+        <w:t>können</w:t>
+      </w:r>
+      <w:r>
+        <w:rPr>
+          <w:sz w:val="22"/>
+          <w:szCs w:val="22"/>
+        </w:rPr>
+        <w:t>, wenn Aufgaben klar verteilt und Abhängigkeiten frühzeitig bedacht werden. Wir haben praxisrelevante Kenntnisse in den Bereichen JWT-Authentifizierung, REST-API-Design und Docker-</w:t>
+      </w:r>
+      <w:proofErr w:type="spellStart"/>
+      <w:r>
+        <w:rPr>
+          <w:sz w:val="22"/>
+          <w:szCs w:val="22"/>
+        </w:rPr>
+        <w:t>Deployment</w:t>
+      </w:r>
+      <w:proofErr w:type="spellEnd"/>
+      <w:r>
+        <w:rPr>
+          <w:sz w:val="22"/>
+          <w:szCs w:val="22"/>
+        </w:rPr>
+        <w:t xml:space="preserve"> gewonnen. </w:t>
+      </w:r>
+      <w:r>
+        <w:rPr>
+          <w:sz w:val="22"/>
+          <w:szCs w:val="22"/>
+        </w:rPr>
+        <w:t>KlassenHub</w:t>
+      </w:r>
+      <w:r>
+        <w:rPr>
+          <w:sz w:val="22"/>
+          <w:szCs w:val="22"/>
+        </w:rPr>
+        <w:t xml:space="preserve"> könnte</w:t>
+      </w:r>
+      <w:r>
+        <w:rPr>
+          <w:sz w:val="22"/>
+          <w:szCs w:val="22"/>
+        </w:rPr>
+        <w:t xml:space="preserve"> nun</w:t>
+      </w:r>
+      <w:r>
+        <w:rPr>
+          <w:sz w:val="22"/>
+          <w:szCs w:val="22"/>
+        </w:rPr>
+        <w:t xml:space="preserve"> im Schulalltag tatsächlich eingesetzt werden</w:t>
+      </w:r>
+      <w:r>
+        <w:rPr>
+          <w:sz w:val="22"/>
+          <w:szCs w:val="22"/>
+        </w:rPr>
+        <w:t>.</w:t>
+      </w:r>
     </w:p>
     <w:p>
       <w:pPr>
@@ -4538,10 +4406,12 @@
       </w:pPr>
     </w:p>
     <w:sectPr>
-      <w:footerReference w:type="default" r:id="rId12"/>
+      <w:headerReference w:type="default" r:id="rId13"/>
+      <w:footerReference w:type="default" r:id="rId14"/>
       <w:pgSz w:w="11906" w:h="16838"/>
       <w:pgMar w:top="1191" w:right="1191" w:bottom="1474" w:left="1191" w:header="709" w:footer="709" w:gutter="0"/>
       <w:cols w:space="708"/>
+      <w:titlePg/>
       <w:docGrid w:linePitch="360"/>
     </w:sectPr>
   </w:body>
@@ -4588,7 +4458,7 @@
         <w:sz w:val="20"/>
         <w:szCs w:val="20"/>
       </w:rPr>
-      <w:t xml:space="preserve">Modul </w:t>
+      <w:t>11.06.2026</w:t>
     </w:r>
     <w:r>
       <w:rPr>
@@ -4596,7 +4466,7 @@
         <w:sz w:val="20"/>
         <w:szCs w:val="20"/>
       </w:rPr>
-      <w:t>431</w:t>
+      <w:tab/>
     </w:r>
     <w:r>
       <w:rPr>
@@ -4604,7 +4474,7 @@
         <w:sz w:val="20"/>
         <w:szCs w:val="20"/>
       </w:rPr>
-      <w:t xml:space="preserve">: </w:t>
+      <w:tab/>
     </w:r>
     <w:r>
       <w:rPr>
@@ -4612,15 +4482,6 @@
         <w:sz w:val="20"/>
         <w:szCs w:val="20"/>
       </w:rPr>
-      <w:t>Aufträge im eigenen Berufsumfeld selbstständig durchführen</w:t>
-    </w:r>
-    <w:r>
-      <w:rPr>
-        <w:color w:val="BFBFBF" w:themeColor="background1" w:themeShade="BF"/>
-        <w:sz w:val="20"/>
-        <w:szCs w:val="20"/>
-      </w:rPr>
-      <w:tab/>
       <w:t xml:space="preserve">Seite </w:t>
     </w:r>
     <w:r>
@@ -4734,6 +4595,57 @@
     </w:p>
   </w:footnote>
 </w:footnotes>
+</file>
+
+<file path=word/header1.xml><?xml version="1.0" encoding="utf-8"?>
+<w:hdr xmlns:wpc="http://schemas.microsoft.com/office/word/2010/wordprocessingCanvas" xmlns:cx="http://schemas.microsoft.com/office/drawing/2014/chartex" xmlns:cx1="http://schemas.microsoft.com/office/drawing/2015/9/8/chartex" xmlns:cx2="http://schemas.microsoft.com/office/drawing/2015/10/21/chartex" xmlns:cx3="http://schemas.microsoft.com/office/drawing/2016/5/9/chartex" xmlns:cx4="http://schemas.microsoft.com/office/drawing/2016/5/10/chartex" xmlns:cx5="http://schemas.microsoft.com/office/drawing/2016/5/11/chartex" xmlns:cx6="http://schemas.microsoft.com/office/drawing/2016/5/12/chartex" xmlns:cx7="http://schemas.microsoft.com/office/drawing/2016/5/13/chartex" xmlns:cx8="http://schemas.microsoft.com/office/drawing/2016/5/14/chartex" xmlns:mc="http://schemas.openxmlformats.org/markup-compatibility/2006" xmlns:aink="http://schemas.microsoft.com/office/drawing/2016/ink" xmlns:am3d="http://schemas.microsoft.com/office/drawing/2017/model3d" xmlns:o="urn:schemas-microsoft-com:office:office" xmlns:oel="http://schemas.microsoft.com/office/2019/extlst" xmlns:r="http://schemas.openxmlformats.org/officeDocument/2006/relationships" xmlns:m="http://schemas.openxmlformats.org/officeDocument/2006/math" xmlns:v="urn:schemas-microsoft-com:vml" xmlns:wp14="http://schemas.microsoft.com/office/word/2010/wordprocessingDrawing" xmlns:wp="http://schemas.openxmlformats.org/drawingml/2006/wordprocessingDrawing" xmlns:w10="urn:schemas-microsoft-com:office:word" xmlns:w="http://schemas.openxmlformats.org/wordprocessingml/2006/main" xmlns:w14="http://schemas.microsoft.com/office/word/2010/wordml" xmlns:w15="http://schemas.microsoft.com/office/word/2012/wordml" xmlns:w16cex="http://schemas.microsoft.com/office/word/2018/wordml/cex" xmlns:w16cid="http://schemas.microsoft.com/office/word/2016/wordml/cid" xmlns:w16="http://schemas.microsoft.com/office/word/2018/wordml" xmlns:w16du="http://schemas.microsoft.com/office/word/2023/wordml/word16du" xmlns:w16sdtdh="http://schemas.microsoft.com/office/word/2020/wordml/sdtdatahash" xmlns:w16sdtfl="http://schemas.microsoft.com/office/word/2024/wordml/sdtformatlock" xmlns:w16se="http://schemas.microsoft.com/office/word/2015/wordml/symex" xmlns:wpg="http://schemas.microsoft.com/office/word/2010/wordprocessingGroup" xmlns:wpi="http://schemas.microsoft.com/office/word/2010/wordprocessingInk" xmlns:wne="http://schemas.microsoft.com/office/word/2006/wordml" xmlns:wps="http://schemas.microsoft.com/office/word/2010/wordprocessingShape" mc:Ignorable="w14 w15 w16se w16cid w16 w16cex w16sdtdh w16sdtfl w16du wp14">
+  <w:p>
+    <w:pPr>
+      <w:pStyle w:val="Kopfzeile"/>
+    </w:pPr>
+    <w:r>
+      <w:rPr>
+        <w:color w:val="BFBFBF" w:themeColor="background1" w:themeShade="BF"/>
+        <w:sz w:val="20"/>
+        <w:szCs w:val="20"/>
+      </w:rPr>
+      <w:t xml:space="preserve">Modul </w:t>
+    </w:r>
+    <w:r>
+      <w:rPr>
+        <w:color w:val="BFBFBF" w:themeColor="background1" w:themeShade="BF"/>
+        <w:sz w:val="20"/>
+        <w:szCs w:val="20"/>
+      </w:rPr>
+      <w:t>431</w:t>
+    </w:r>
+    <w:r>
+      <w:rPr>
+        <w:color w:val="BFBFBF" w:themeColor="background1" w:themeShade="BF"/>
+        <w:sz w:val="20"/>
+        <w:szCs w:val="20"/>
+      </w:rPr>
+      <w:t xml:space="preserve">: </w:t>
+    </w:r>
+    <w:r>
+      <w:rPr>
+        <w:color w:val="BFBFBF" w:themeColor="background1" w:themeShade="BF"/>
+        <w:sz w:val="20"/>
+        <w:szCs w:val="20"/>
+      </w:rPr>
+      <w:t>Aufträge im eigenen Berufsumfeld selbstständig durchführen</w:t>
+    </w:r>
+    <w:r>
+      <w:rPr>
+        <w:color w:val="BFBFBF" w:themeColor="background1" w:themeShade="BF"/>
+        <w:sz w:val="20"/>
+        <w:szCs w:val="20"/>
+      </w:rPr>
+      <w:tab/>
+      <w:t>Leon, Loren und Elio</w:t>
+    </w:r>
+  </w:p>
+</w:hdr>
 </file>
 
 <file path=word/numbering.xml><?xml version="1.0" encoding="utf-8"?>
@@ -8669,7 +8581,6 @@
   <w:style w:type="character" w:default="1" w:styleId="Absatz-Standardschriftart">
     <w:name w:val="Default Paragraph Font"/>
     <w:uiPriority w:val="1"/>
-    <w:semiHidden/>
     <w:unhideWhenUsed/>
   </w:style>
   <w:style w:type="table" w:default="1" w:styleId="NormaleTabelle">
@@ -9120,6 +9031,16 @@
       <w:spacing w:after="100"/>
     </w:pPr>
   </w:style>
+  <w:style w:type="character" w:styleId="Platzhaltertext">
+    <w:name w:val="Placeholder Text"/>
+    <w:basedOn w:val="Absatz-Standardschriftart"/>
+    <w:uiPriority w:val="99"/>
+    <w:semiHidden/>
+    <w:rsid w:val="00743483"/>
+    <w:rPr>
+      <w:color w:val="666666"/>
+    </w:rPr>
+  </w:style>
 </w:styles>
 </file>
 
@@ -9419,28 +9340,15 @@
 </file>
 
 <file path=customXml/item1.xml><?xml version="1.0" encoding="utf-8"?>
-<b:Sources xmlns:b="http://schemas.openxmlformats.org/officeDocument/2006/bibliography" xmlns="http://schemas.openxmlformats.org/officeDocument/2006/bibliography" SelectedStyle="\APASixthEditionOfficeOnline.xsl" StyleName="APA" Version="6"/>
+<?mso-contentType ?>
+<FormTemplates xmlns="http://schemas.microsoft.com/sharepoint/v3/contenttype/forms">
+  <Display>DocumentLibraryForm</Display>
+  <Edit>DocumentLibraryForm</Edit>
+  <New>DocumentLibraryForm</New>
+</FormTemplates>
 </file>
 
 <file path=customXml/item2.xml><?xml version="1.0" encoding="utf-8"?>
-<p:properties xmlns:p="http://schemas.microsoft.com/office/2006/metadata/properties" xmlns:xsi="http://www.w3.org/2001/XMLSchema-instance" xmlns:pc="http://schemas.microsoft.com/office/infopath/2007/PartnerControls">
-  <documentManagement>
-    <SharedWithUsers xmlns="8e922e2c-d434-4569-88ac-67afeec8ca9b">
-      <UserInfo>
-        <DisplayName>BBZW;; Kirchhoffer Nathalie (Lehrperson)</DisplayName>
-        <AccountId>22</AccountId>
-        <AccountType/>
-      </UserInfo>
-    </SharedWithUsers>
-    <lcf76f155ced4ddcb4097134ff3c332f xmlns="08a37d9d-9576-4bab-89c6-ad9e0707cb90">
-      <Terms xmlns="http://schemas.microsoft.com/office/infopath/2007/PartnerControls"/>
-    </lcf76f155ced4ddcb4097134ff3c332f>
-    <TaxCatchAll xmlns="8e922e2c-d434-4569-88ac-67afeec8ca9b" xsi:nil="true"/>
-  </documentManagement>
-</p:properties>
-</file>
-
-<file path=customXml/item3.xml><?xml version="1.0" encoding="utf-8"?>
 <ct:contentTypeSchema xmlns:ct="http://schemas.microsoft.com/office/2006/metadata/contentType" xmlns:ma="http://schemas.microsoft.com/office/2006/metadata/properties/metaAttributes" ct:_="" ma:_="" ma:contentTypeName="Dokument" ma:contentTypeID="0x010100FBD5B87398E0F546803C08AF34E277D4" ma:contentTypeVersion="14" ma:contentTypeDescription="Ein neues Dokument erstellen." ma:contentTypeScope="" ma:versionID="c6c67a52dfe16a79450d1a48ab622199">
   <xsd:schema xmlns:xsd="http://www.w3.org/2001/XMLSchema" xmlns:xs="http://www.w3.org/2001/XMLSchema" xmlns:p="http://schemas.microsoft.com/office/2006/metadata/properties" xmlns:ns2="08a37d9d-9576-4bab-89c6-ad9e0707cb90" xmlns:ns3="8e922e2c-d434-4569-88ac-67afeec8ca9b" targetNamespace="http://schemas.microsoft.com/office/2006/metadata/properties" ma:root="true" ma:fieldsID="cac82f50c291ff613c7d86cbd086f3af" ns2:_="" ns3:_="">
     <xsd:import namespace="08a37d9d-9576-4bab-89c6-ad9e0707cb90"/>
@@ -9669,35 +9577,37 @@
 </ct:contentTypeSchema>
 </file>
 
+<file path=customXml/item3.xml><?xml version="1.0" encoding="utf-8"?>
+<p:properties xmlns:p="http://schemas.microsoft.com/office/2006/metadata/properties" xmlns:xsi="http://www.w3.org/2001/XMLSchema-instance" xmlns:pc="http://schemas.microsoft.com/office/infopath/2007/PartnerControls">
+  <documentManagement>
+    <SharedWithUsers xmlns="8e922e2c-d434-4569-88ac-67afeec8ca9b">
+      <UserInfo>
+        <DisplayName>BBZW;; Kirchhoffer Nathalie (Lehrperson)</DisplayName>
+        <AccountId>22</AccountId>
+        <AccountType/>
+      </UserInfo>
+    </SharedWithUsers>
+    <lcf76f155ced4ddcb4097134ff3c332f xmlns="08a37d9d-9576-4bab-89c6-ad9e0707cb90">
+      <Terms xmlns="http://schemas.microsoft.com/office/infopath/2007/PartnerControls"/>
+    </lcf76f155ced4ddcb4097134ff3c332f>
+    <TaxCatchAll xmlns="8e922e2c-d434-4569-88ac-67afeec8ca9b" xsi:nil="true"/>
+  </documentManagement>
+</p:properties>
+</file>
+
 <file path=customXml/item4.xml><?xml version="1.0" encoding="utf-8"?>
-<?mso-contentType ?>
-<FormTemplates xmlns="http://schemas.microsoft.com/sharepoint/v3/contenttype/forms">
-  <Display>DocumentLibraryForm</Display>
-  <Edit>DocumentLibraryForm</Edit>
-  <New>DocumentLibraryForm</New>
-</FormTemplates>
+<b:Sources xmlns:b="http://schemas.openxmlformats.org/officeDocument/2006/bibliography" xmlns="http://schemas.openxmlformats.org/officeDocument/2006/bibliography" SelectedStyle="\APASixthEditionOfficeOnline.xsl" StyleName="APA" Version="6"/>
 </file>
 
 <file path=customXml/itemProps1.xml><?xml version="1.0" encoding="utf-8"?>
-<ds:datastoreItem xmlns:ds="http://schemas.openxmlformats.org/officeDocument/2006/customXml" ds:itemID="{16B1A479-950D-49F7-BD16-55F2B21453FA}">
+<ds:datastoreItem xmlns:ds="http://schemas.openxmlformats.org/officeDocument/2006/customXml" ds:itemID="{71DE08F4-B35B-4C83-9D9E-CD46B5CA120D}">
   <ds:schemaRefs>
-    <ds:schemaRef ds:uri="http://schemas.openxmlformats.org/officeDocument/2006/bibliography"/>
+    <ds:schemaRef ds:uri="http://schemas.microsoft.com/sharepoint/v3/contenttype/forms"/>
   </ds:schemaRefs>
 </ds:datastoreItem>
 </file>
 
 <file path=customXml/itemProps2.xml><?xml version="1.0" encoding="utf-8"?>
-<ds:datastoreItem xmlns:ds="http://schemas.openxmlformats.org/officeDocument/2006/customXml" ds:itemID="{44A69993-750B-47D0-8AB0-0BA0A3A4FBDB}">
-  <ds:schemaRefs>
-    <ds:schemaRef ds:uri="http://schemas.microsoft.com/office/2006/metadata/properties"/>
-    <ds:schemaRef ds:uri="http://schemas.microsoft.com/office/infopath/2007/PartnerControls"/>
-    <ds:schemaRef ds:uri="8e922e2c-d434-4569-88ac-67afeec8ca9b"/>
-    <ds:schemaRef ds:uri="08a37d9d-9576-4bab-89c6-ad9e0707cb90"/>
-  </ds:schemaRefs>
-</ds:datastoreItem>
-</file>
-
-<file path=customXml/itemProps3.xml><?xml version="1.0" encoding="utf-8"?>
 <ds:datastoreItem xmlns:ds="http://schemas.openxmlformats.org/officeDocument/2006/customXml" ds:itemID="{1EFA06E7-3B6D-4D54-A768-7AEA2D29050E}">
   <ds:schemaRefs>
     <ds:schemaRef ds:uri="http://schemas.microsoft.com/office/2006/metadata/contentType"/>
@@ -9716,10 +9626,21 @@
 </ds:datastoreItem>
 </file>
 
+<file path=customXml/itemProps3.xml><?xml version="1.0" encoding="utf-8"?>
+<ds:datastoreItem xmlns:ds="http://schemas.openxmlformats.org/officeDocument/2006/customXml" ds:itemID="{44A69993-750B-47D0-8AB0-0BA0A3A4FBDB}">
+  <ds:schemaRefs>
+    <ds:schemaRef ds:uri="http://schemas.microsoft.com/office/2006/metadata/properties"/>
+    <ds:schemaRef ds:uri="http://schemas.microsoft.com/office/infopath/2007/PartnerControls"/>
+    <ds:schemaRef ds:uri="8e922e2c-d434-4569-88ac-67afeec8ca9b"/>
+    <ds:schemaRef ds:uri="08a37d9d-9576-4bab-89c6-ad9e0707cb90"/>
+  </ds:schemaRefs>
+</ds:datastoreItem>
+</file>
+
 <file path=customXml/itemProps4.xml><?xml version="1.0" encoding="utf-8"?>
-<ds:datastoreItem xmlns:ds="http://schemas.openxmlformats.org/officeDocument/2006/customXml" ds:itemID="{71DE08F4-B35B-4C83-9D9E-CD46B5CA120D}">
+<ds:datastoreItem xmlns:ds="http://schemas.openxmlformats.org/officeDocument/2006/customXml" ds:itemID="{16B1A479-950D-49F7-BD16-55F2B21453FA}">
   <ds:schemaRefs>
-    <ds:schemaRef ds:uri="http://schemas.microsoft.com/sharepoint/v3/contenttype/forms"/>
+    <ds:schemaRef ds:uri="http://schemas.openxmlformats.org/officeDocument/2006/bibliography"/>
   </ds:schemaRefs>
 </ds:datastoreItem>
 </file>
--- a/Dokumente/Dokumentation.docx
+++ b/Dokumente/Dokumentation.docx
@@ -89,10 +89,7 @@
         <w:jc w:val="center"/>
       </w:pPr>
       <w:r>
-        <w:t xml:space="preserve">Leon Waser, Loren Ukaj und </w:t>
-      </w:r>
-      <w:r>
-        <w:t>Elio Bucher</w:t>
+        <w:t>Leon Waser, Loren Ukaj und Elio Bucher</w:t>
       </w:r>
     </w:p>
     <w:p>
@@ -1851,28 +1848,32 @@
     <w:tbl>
       <w:tblPr>
         <w:tblStyle w:val="Tabellenraster"/>
-        <w:tblW w:w="0" w:type="auto"/>
+        <w:tblW w:w="10485" w:type="dxa"/>
         <w:tblLook w:val="04A0" w:firstRow="1" w:lastRow="0" w:firstColumn="1" w:lastColumn="0" w:noHBand="0" w:noVBand="1"/>
       </w:tblPr>
       <w:tblGrid>
-        <w:gridCol w:w="3171"/>
-        <w:gridCol w:w="3171"/>
-        <w:gridCol w:w="3172"/>
+        <w:gridCol w:w="912"/>
+        <w:gridCol w:w="1493"/>
+        <w:gridCol w:w="8080"/>
       </w:tblGrid>
       <w:tr>
         <w:tc>
           <w:tcPr>
-            <w:tcW w:w="3171" w:type="dxa"/>
+            <w:tcW w:w="912" w:type="dxa"/>
           </w:tcPr>
           <w:p>
             <w:pPr>
               <w:rPr>
+                <w:b/>
+                <w:bCs/>
                 <w:sz w:val="22"/>
                 <w:szCs w:val="22"/>
               </w:rPr>
             </w:pPr>
             <w:r>
               <w:rPr>
+                <w:b/>
+                <w:bCs/>
                 <w:sz w:val="22"/>
                 <w:szCs w:val="22"/>
               </w:rPr>
@@ -1882,17 +1883,21 @@
         </w:tc>
         <w:tc>
           <w:tcPr>
-            <w:tcW w:w="3171" w:type="dxa"/>
+            <w:tcW w:w="1493" w:type="dxa"/>
           </w:tcPr>
           <w:p>
             <w:pPr>
               <w:rPr>
+                <w:b/>
+                <w:bCs/>
                 <w:sz w:val="22"/>
                 <w:szCs w:val="22"/>
               </w:rPr>
             </w:pPr>
             <w:r>
               <w:rPr>
+                <w:b/>
+                <w:bCs/>
                 <w:sz w:val="22"/>
                 <w:szCs w:val="22"/>
               </w:rPr>
@@ -1902,21 +1907,25 @@
         </w:tc>
         <w:tc>
           <w:tcPr>
-            <w:tcW w:w="3172" w:type="dxa"/>
+            <w:tcW w:w="8080" w:type="dxa"/>
           </w:tcPr>
           <w:p>
             <w:pPr>
               <w:rPr>
+                <w:b/>
+                <w:bCs/>
                 <w:sz w:val="22"/>
                 <w:szCs w:val="22"/>
               </w:rPr>
             </w:pPr>
             <w:r>
               <w:rPr>
+                <w:b/>
+                <w:bCs/>
                 <w:sz w:val="22"/>
                 <w:szCs w:val="22"/>
               </w:rPr>
-              <w:t>Ziele</w:t>
+              <w:t>Aufgaben</w:t>
             </w:r>
           </w:p>
         </w:tc>
@@ -1924,7 +1933,7 @@
       <w:tr>
         <w:tc>
           <w:tcPr>
-            <w:tcW w:w="3171" w:type="dxa"/>
+            <w:tcW w:w="912" w:type="dxa"/>
           </w:tcPr>
           <w:p>
             <w:pPr>
@@ -1944,7 +1953,83 @@
         </w:tc>
         <w:tc>
           <w:tcPr>
-            <w:tcW w:w="3171" w:type="dxa"/>
+            <w:tcW w:w="1493" w:type="dxa"/>
+          </w:tcPr>
+          <w:p>
+            <w:pPr>
+              <w:rPr>
+                <w:sz w:val="22"/>
+                <w:szCs w:val="22"/>
+              </w:rPr>
+            </w:pPr>
+            <w:r>
+              <w:rPr>
+                <w:sz w:val="22"/>
+                <w:szCs w:val="22"/>
+              </w:rPr>
+              <w:t>11.05 – 18.05</w:t>
+            </w:r>
+          </w:p>
+        </w:tc>
+        <w:tc>
+          <w:tcPr>
+            <w:tcW w:w="8080" w:type="dxa"/>
+          </w:tcPr>
+          <w:p>
+            <w:pPr>
+              <w:rPr>
+                <w:sz w:val="22"/>
+                <w:szCs w:val="22"/>
+              </w:rPr>
+            </w:pPr>
+            <w:r>
+              <w:rPr>
+                <w:sz w:val="22"/>
+                <w:szCs w:val="22"/>
+              </w:rPr>
+              <w:t xml:space="preserve">Kick-Off, Projektidee </w:t>
+            </w:r>
+            <w:r>
+              <w:rPr>
+                <w:sz w:val="22"/>
+                <w:szCs w:val="22"/>
+              </w:rPr>
+              <w:t>beschreiben</w:t>
+            </w:r>
+            <w:r>
+              <w:rPr>
+                <w:sz w:val="22"/>
+                <w:szCs w:val="22"/>
+              </w:rPr>
+              <w:t>, Projektauftrag ausfüllen, Dokumentation starten, GitHub Repository aufsetzen</w:t>
+            </w:r>
+          </w:p>
+        </w:tc>
+      </w:tr>
+      <w:tr>
+        <w:tc>
+          <w:tcPr>
+            <w:tcW w:w="912" w:type="dxa"/>
+          </w:tcPr>
+          <w:p>
+            <w:pPr>
+              <w:rPr>
+                <w:sz w:val="22"/>
+                <w:szCs w:val="22"/>
+              </w:rPr>
+            </w:pPr>
+            <w:r>
+              <w:rPr>
+                <w:sz w:val="22"/>
+                <w:szCs w:val="22"/>
+              </w:rPr>
+              <w:t>2</w:t>
+            </w:r>
+          </w:p>
+        </w:tc>
+        <w:tc>
+          <w:tcPr>
+            <w:tcW w:w="1493" w:type="dxa"/>
           </w:tcPr>
           <w:p>
             <w:pPr>
@@ -1964,7 +2049,7 @@
         </w:tc>
         <w:tc>
           <w:tcPr>
-            <w:tcW w:w="3172" w:type="dxa"/>
+            <w:tcW w:w="8080" w:type="dxa"/>
           </w:tcPr>
           <w:p>
             <w:pPr>
@@ -1978,7 +2063,7 @@
                 <w:sz w:val="22"/>
                 <w:szCs w:val="22"/>
               </w:rPr>
-              <w:t>Planung, Server beantragen, Grundstruktur Frontend, Login, Module anlegen</w:t>
+              <w:t>Datenbankschema erstellen, Login-Backend (JWT), Login-Frontend, GitHub Projects Kanban aufsetzen</w:t>
             </w:r>
           </w:p>
         </w:tc>
@@ -1986,69 +2071,7 @@
       <w:tr>
         <w:tc>
           <w:tcPr>
-            <w:tcW w:w="3171" w:type="dxa"/>
-          </w:tcPr>
-          <w:p>
-            <w:pPr>
-              <w:rPr>
-                <w:sz w:val="22"/>
-                <w:szCs w:val="22"/>
-              </w:rPr>
-            </w:pPr>
-            <w:r>
-              <w:rPr>
-                <w:sz w:val="22"/>
-                <w:szCs w:val="22"/>
-              </w:rPr>
-              <w:t>2</w:t>
-            </w:r>
-          </w:p>
-        </w:tc>
-        <w:tc>
-          <w:tcPr>
-            <w:tcW w:w="3171" w:type="dxa"/>
-          </w:tcPr>
-          <w:p>
-            <w:pPr>
-              <w:rPr>
-                <w:sz w:val="22"/>
-                <w:szCs w:val="22"/>
-              </w:rPr>
-            </w:pPr>
-            <w:r>
-              <w:rPr>
-                <w:sz w:val="22"/>
-                <w:szCs w:val="22"/>
-              </w:rPr>
-              <w:t>26.05 – 01.06</w:t>
-            </w:r>
-          </w:p>
-        </w:tc>
-        <w:tc>
-          <w:tcPr>
-            <w:tcW w:w="3172" w:type="dxa"/>
-          </w:tcPr>
-          <w:p>
-            <w:pPr>
-              <w:rPr>
-                <w:sz w:val="22"/>
-                <w:szCs w:val="22"/>
-              </w:rPr>
-            </w:pPr>
-            <w:r>
-              <w:rPr>
-                <w:sz w:val="22"/>
-                <w:szCs w:val="22"/>
-              </w:rPr>
-              <w:t>Hausaufgaben, Prüfungen, Infos, Fragenpage implementieren</w:t>
-            </w:r>
-          </w:p>
-        </w:tc>
-      </w:tr>
-      <w:tr>
-        <w:tc>
-          <w:tcPr>
-            <w:tcW w:w="3171" w:type="dxa"/>
+            <w:tcW w:w="912" w:type="dxa"/>
           </w:tcPr>
           <w:p>
             <w:pPr>
@@ -2068,7 +2091,7 @@
         </w:tc>
         <w:tc>
           <w:tcPr>
-            <w:tcW w:w="3171" w:type="dxa"/>
+            <w:tcW w:w="1493" w:type="dxa"/>
           </w:tcPr>
           <w:p>
             <w:pPr>
@@ -2082,44 +2105,13 @@
                 <w:sz w:val="22"/>
                 <w:szCs w:val="22"/>
               </w:rPr>
-              <w:t>02.06 – 07.06</w:t>
+              <w:t>25.05 – 01.06</w:t>
             </w:r>
           </w:p>
         </w:tc>
         <w:tc>
           <w:tcPr>
-            <w:tcW w:w="3172" w:type="dxa"/>
-          </w:tcPr>
-          <w:p>
-            <w:pPr>
-              <w:rPr>
-                <w:sz w:val="22"/>
-                <w:szCs w:val="22"/>
-              </w:rPr>
-            </w:pPr>
-            <w:proofErr w:type="spellStart"/>
-            <w:r>
-              <w:rPr>
-                <w:sz w:val="22"/>
-                <w:szCs w:val="22"/>
-              </w:rPr>
-              <w:t>Testing</w:t>
-            </w:r>
-            <w:proofErr w:type="spellEnd"/>
-            <w:r>
-              <w:rPr>
-                <w:sz w:val="22"/>
-                <w:szCs w:val="22"/>
-              </w:rPr>
-              <w:t>,  optionale Features, Bugfixes</w:t>
-            </w:r>
-          </w:p>
-        </w:tc>
-      </w:tr>
-      <w:tr>
-        <w:tc>
-          <w:tcPr>
-            <w:tcW w:w="3171" w:type="dxa"/>
+            <w:tcW w:w="8080" w:type="dxa"/>
           </w:tcPr>
           <w:p>
             <w:pPr>
@@ -2133,13 +2125,129 @@
                 <w:sz w:val="22"/>
                 <w:szCs w:val="22"/>
               </w:rPr>
-              <w:t>Puffer</w:t>
+              <w:t>Modulverwaltung (Backend + Frontend), Dashboard, Se</w:t>
+            </w:r>
+            <w:r>
+              <w:rPr>
+                <w:sz w:val="22"/>
+                <w:szCs w:val="22"/>
+              </w:rPr>
+              <w:t xml:space="preserve">rver abklären (Manuel), </w:t>
+            </w:r>
+          </w:p>
+        </w:tc>
+      </w:tr>
+      <w:tr>
+        <w:tc>
+          <w:tcPr>
+            <w:tcW w:w="912" w:type="dxa"/>
+          </w:tcPr>
+          <w:p>
+            <w:pPr>
+              <w:rPr>
+                <w:sz w:val="22"/>
+                <w:szCs w:val="22"/>
+              </w:rPr>
+            </w:pPr>
+            <w:r>
+              <w:rPr>
+                <w:sz w:val="22"/>
+                <w:szCs w:val="22"/>
+              </w:rPr>
+              <w:t>4</w:t>
             </w:r>
           </w:p>
         </w:tc>
         <w:tc>
           <w:tcPr>
-            <w:tcW w:w="3171" w:type="dxa"/>
+            <w:tcW w:w="1493" w:type="dxa"/>
+          </w:tcPr>
+          <w:p>
+            <w:pPr>
+              <w:rPr>
+                <w:sz w:val="22"/>
+                <w:szCs w:val="22"/>
+              </w:rPr>
+            </w:pPr>
+            <w:r>
+              <w:rPr>
+                <w:sz w:val="22"/>
+                <w:szCs w:val="22"/>
+              </w:rPr>
+              <w:t>01.06 – 08.06</w:t>
+            </w:r>
+          </w:p>
+        </w:tc>
+        <w:tc>
+          <w:tcPr>
+            <w:tcW w:w="8080" w:type="dxa"/>
+          </w:tcPr>
+          <w:p>
+            <w:pPr>
+              <w:rPr>
+                <w:sz w:val="22"/>
+                <w:szCs w:val="22"/>
+              </w:rPr>
+            </w:pPr>
+            <w:r>
+              <w:rPr>
+                <w:sz w:val="22"/>
+                <w:szCs w:val="22"/>
+              </w:rPr>
+              <w:t xml:space="preserve">Hausaufgaben, Prüfungen, Informationen, Fragen &amp; Antworten implementieren, </w:t>
+            </w:r>
+            <w:proofErr w:type="spellStart"/>
+            <w:r>
+              <w:rPr>
+                <w:sz w:val="22"/>
+                <w:szCs w:val="22"/>
+              </w:rPr>
+              <w:t>Deployment</w:t>
+            </w:r>
+            <w:proofErr w:type="spellEnd"/>
+            <w:r>
+              <w:rPr>
+                <w:sz w:val="22"/>
+                <w:szCs w:val="22"/>
+              </w:rPr>
+              <w:t xml:space="preserve"> auf Server, internes </w:t>
+            </w:r>
+            <w:proofErr w:type="spellStart"/>
+            <w:r>
+              <w:rPr>
+                <w:sz w:val="22"/>
+                <w:szCs w:val="22"/>
+              </w:rPr>
+              <w:t>Testing</w:t>
+            </w:r>
+            <w:proofErr w:type="spellEnd"/>
+          </w:p>
+        </w:tc>
+      </w:tr>
+      <w:tr>
+        <w:tc>
+          <w:tcPr>
+            <w:tcW w:w="912" w:type="dxa"/>
+          </w:tcPr>
+          <w:p>
+            <w:pPr>
+              <w:rPr>
+                <w:sz w:val="22"/>
+                <w:szCs w:val="22"/>
+              </w:rPr>
+            </w:pPr>
+            <w:r>
+              <w:rPr>
+                <w:sz w:val="22"/>
+                <w:szCs w:val="22"/>
+              </w:rPr>
+              <w:t>5</w:t>
+            </w:r>
+          </w:p>
+        </w:tc>
+        <w:tc>
+          <w:tcPr>
+            <w:tcW w:w="1493" w:type="dxa"/>
           </w:tcPr>
           <w:p>
             <w:pPr>
@@ -2159,7 +2267,7 @@
         </w:tc>
         <w:tc>
           <w:tcPr>
-            <w:tcW w:w="3172" w:type="dxa"/>
+            <w:tcW w:w="8080" w:type="dxa"/>
           </w:tcPr>
           <w:p>
             <w:pPr>
@@ -2173,7 +2281,21 @@
                 <w:sz w:val="22"/>
                 <w:szCs w:val="22"/>
               </w:rPr>
-              <w:t>Dokumentation verfeinern, Präsentation, Erklärvideo</w:t>
+              <w:t>Bugfixes, optionale Features, Dokumentation abschliessen, Präsentation erstellen</w:t>
+            </w:r>
+            <w:r>
+              <w:rPr>
+                <w:sz w:val="22"/>
+                <w:szCs w:val="22"/>
+              </w:rPr>
+              <w:t xml:space="preserve">, </w:t>
+            </w:r>
+            <w:r>
+              <w:rPr>
+                <w:sz w:val="22"/>
+                <w:szCs w:val="22"/>
+              </w:rPr>
+              <w:t>Abgabe 14.06 um 23:59</w:t>
             </w:r>
           </w:p>
         </w:tc>
@@ -2211,14 +2333,12 @@
         <w:rPr>
           <w:sz w:val="22"/>
           <w:szCs w:val="22"/>
-          <w:lang w:val="en-GB"/>
-        </w:rPr>
-      </w:pPr>
-      <w:r>
-        <w:rPr>
-          <w:sz w:val="22"/>
-          <w:szCs w:val="22"/>
-          <w:lang w:val="en-GB"/>
+        </w:rPr>
+      </w:pPr>
+      <w:r>
+        <w:rPr>
+          <w:sz w:val="22"/>
+          <w:szCs w:val="22"/>
         </w:rPr>
         <w:t>Leon: Frontend (HTML, CSS, JS) + SQLite</w:t>
       </w:r>
@@ -2228,16 +2348,30 @@
         <w:rPr>
           <w:sz w:val="22"/>
           <w:szCs w:val="22"/>
-          <w:lang w:val="en-GB"/>
-        </w:rPr>
-      </w:pPr>
-      <w:r>
-        <w:rPr>
-          <w:sz w:val="22"/>
-          <w:szCs w:val="22"/>
-          <w:lang w:val="en-GB"/>
-        </w:rPr>
-        <w:t>Elio: Backend (evtl. Java + Quarkus)</w:t>
+        </w:rPr>
+      </w:pPr>
+      <w:r>
+        <w:rPr>
+          <w:sz w:val="22"/>
+          <w:szCs w:val="22"/>
+        </w:rPr>
+        <w:t xml:space="preserve">Elio: Backend (evtl. Java + </w:t>
+      </w:r>
+      <w:proofErr w:type="spellStart"/>
+      <w:r>
+        <w:rPr>
+          <w:sz w:val="22"/>
+          <w:szCs w:val="22"/>
+        </w:rPr>
+        <w:t>Quarkus</w:t>
+      </w:r>
+      <w:proofErr w:type="spellEnd"/>
+      <w:r>
+        <w:rPr>
+          <w:sz w:val="22"/>
+          <w:szCs w:val="22"/>
+        </w:rPr>
+        <w:t>)</w:t>
       </w:r>
     </w:p>
     <w:p>
@@ -4315,35 +4449,7 @@
           <w:sz w:val="22"/>
           <w:szCs w:val="22"/>
         </w:rPr>
-        <w:t xml:space="preserve">Das Projekt hat gezeigt, dass </w:t>
-      </w:r>
-      <w:r>
-        <w:rPr>
-          <w:sz w:val="22"/>
-          <w:szCs w:val="22"/>
-        </w:rPr>
-        <w:t xml:space="preserve">wir </w:t>
-      </w:r>
-      <w:r>
-        <w:rPr>
-          <w:sz w:val="22"/>
-          <w:szCs w:val="22"/>
-        </w:rPr>
-        <w:t xml:space="preserve">Zeit eine funktionsfähige Webanwendung realisieren </w:t>
-      </w:r>
-      <w:r>
-        <w:rPr>
-          <w:sz w:val="22"/>
-          <w:szCs w:val="22"/>
-        </w:rPr>
-        <w:t>können</w:t>
-      </w:r>
-      <w:r>
-        <w:rPr>
-          <w:sz w:val="22"/>
-          <w:szCs w:val="22"/>
-        </w:rPr>
-        <w:t>, wenn Aufgaben klar verteilt und Abhängigkeiten frühzeitig bedacht werden. Wir haben praxisrelevante Kenntnisse in den Bereichen JWT-Authentifizierung, REST-API-Design und Docker-</w:t>
+        <w:t>Das Projekt hat gezeigt, dass wir Zeit eine funktionsfähige Webanwendung realisieren können, wenn Aufgaben klar verteilt und Abhängigkeiten frühzeitig bedacht werden. Wir haben praxisrelevante Kenntnisse in den Bereichen JWT-Authentifizierung, REST-API-Design und Docker-</w:t>
       </w:r>
       <w:proofErr w:type="spellStart"/>
       <w:r>
@@ -4359,42 +4465,7 @@
           <w:sz w:val="22"/>
           <w:szCs w:val="22"/>
         </w:rPr>
-        <w:t xml:space="preserve"> gewonnen. </w:t>
-      </w:r>
-      <w:r>
-        <w:rPr>
-          <w:sz w:val="22"/>
-          <w:szCs w:val="22"/>
-        </w:rPr>
-        <w:t>KlassenHub</w:t>
-      </w:r>
-      <w:r>
-        <w:rPr>
-          <w:sz w:val="22"/>
-          <w:szCs w:val="22"/>
-        </w:rPr>
-        <w:t xml:space="preserve"> könnte</w:t>
-      </w:r>
-      <w:r>
-        <w:rPr>
-          <w:sz w:val="22"/>
-          <w:szCs w:val="22"/>
-        </w:rPr>
-        <w:t xml:space="preserve"> nun</w:t>
-      </w:r>
-      <w:r>
-        <w:rPr>
-          <w:sz w:val="22"/>
-          <w:szCs w:val="22"/>
-        </w:rPr>
-        <w:t xml:space="preserve"> im Schulalltag tatsächlich eingesetzt werden</w:t>
-      </w:r>
-      <w:r>
-        <w:rPr>
-          <w:sz w:val="22"/>
-          <w:szCs w:val="22"/>
-        </w:rPr>
-        <w:t>.</w:t>
+        <w:t xml:space="preserve"> gewonnen. KlassenHub könnte nun im Schulalltag tatsächlich eingesetzt werden.</w:t>
       </w:r>
     </w:p>
     <w:p>
@@ -8581,6 +8652,7 @@
   <w:style w:type="character" w:default="1" w:styleId="Absatz-Standardschriftart">
     <w:name w:val="Default Paragraph Font"/>
     <w:uiPriority w:val="1"/>
+    <w:semiHidden/>
     <w:unhideWhenUsed/>
   </w:style>
   <w:style w:type="table" w:default="1" w:styleId="NormaleTabelle">
@@ -9340,15 +9412,28 @@
 </file>
 
 <file path=customXml/item1.xml><?xml version="1.0" encoding="utf-8"?>
-<?mso-contentType ?>
-<FormTemplates xmlns="http://schemas.microsoft.com/sharepoint/v3/contenttype/forms">
-  <Display>DocumentLibraryForm</Display>
-  <Edit>DocumentLibraryForm</Edit>
-  <New>DocumentLibraryForm</New>
-</FormTemplates>
+<b:Sources xmlns:b="http://schemas.openxmlformats.org/officeDocument/2006/bibliography" xmlns="http://schemas.openxmlformats.org/officeDocument/2006/bibliography" SelectedStyle="\APASixthEditionOfficeOnline.xsl" StyleName="APA" Version="6"/>
 </file>
 
 <file path=customXml/item2.xml><?xml version="1.0" encoding="utf-8"?>
+<p:properties xmlns:p="http://schemas.microsoft.com/office/2006/metadata/properties" xmlns:xsi="http://www.w3.org/2001/XMLSchema-instance" xmlns:pc="http://schemas.microsoft.com/office/infopath/2007/PartnerControls">
+  <documentManagement>
+    <SharedWithUsers xmlns="8e922e2c-d434-4569-88ac-67afeec8ca9b">
+      <UserInfo>
+        <DisplayName>BBZW;; Kirchhoffer Nathalie (Lehrperson)</DisplayName>
+        <AccountId>22</AccountId>
+        <AccountType/>
+      </UserInfo>
+    </SharedWithUsers>
+    <lcf76f155ced4ddcb4097134ff3c332f xmlns="08a37d9d-9576-4bab-89c6-ad9e0707cb90">
+      <Terms xmlns="http://schemas.microsoft.com/office/infopath/2007/PartnerControls"/>
+    </lcf76f155ced4ddcb4097134ff3c332f>
+    <TaxCatchAll xmlns="8e922e2c-d434-4569-88ac-67afeec8ca9b" xsi:nil="true"/>
+  </documentManagement>
+</p:properties>
+</file>
+
+<file path=customXml/item3.xml><?xml version="1.0" encoding="utf-8"?>
 <ct:contentTypeSchema xmlns:ct="http://schemas.microsoft.com/office/2006/metadata/contentType" xmlns:ma="http://schemas.microsoft.com/office/2006/metadata/properties/metaAttributes" ct:_="" ma:_="" ma:contentTypeName="Dokument" ma:contentTypeID="0x010100FBD5B87398E0F546803C08AF34E277D4" ma:contentTypeVersion="14" ma:contentTypeDescription="Ein neues Dokument erstellen." ma:contentTypeScope="" ma:versionID="c6c67a52dfe16a79450d1a48ab622199">
   <xsd:schema xmlns:xsd="http://www.w3.org/2001/XMLSchema" xmlns:xs="http://www.w3.org/2001/XMLSchema" xmlns:p="http://schemas.microsoft.com/office/2006/metadata/properties" xmlns:ns2="08a37d9d-9576-4bab-89c6-ad9e0707cb90" xmlns:ns3="8e922e2c-d434-4569-88ac-67afeec8ca9b" targetNamespace="http://schemas.microsoft.com/office/2006/metadata/properties" ma:root="true" ma:fieldsID="cac82f50c291ff613c7d86cbd086f3af" ns2:_="" ns3:_="">
     <xsd:import namespace="08a37d9d-9576-4bab-89c6-ad9e0707cb90"/>
@@ -9577,37 +9662,35 @@
 </ct:contentTypeSchema>
 </file>
 
-<file path=customXml/item3.xml><?xml version="1.0" encoding="utf-8"?>
-<p:properties xmlns:p="http://schemas.microsoft.com/office/2006/metadata/properties" xmlns:xsi="http://www.w3.org/2001/XMLSchema-instance" xmlns:pc="http://schemas.microsoft.com/office/infopath/2007/PartnerControls">
-  <documentManagement>
-    <SharedWithUsers xmlns="8e922e2c-d434-4569-88ac-67afeec8ca9b">
-      <UserInfo>
-        <DisplayName>BBZW;; Kirchhoffer Nathalie (Lehrperson)</DisplayName>
-        <AccountId>22</AccountId>
-        <AccountType/>
-      </UserInfo>
-    </SharedWithUsers>
-    <lcf76f155ced4ddcb4097134ff3c332f xmlns="08a37d9d-9576-4bab-89c6-ad9e0707cb90">
-      <Terms xmlns="http://schemas.microsoft.com/office/infopath/2007/PartnerControls"/>
-    </lcf76f155ced4ddcb4097134ff3c332f>
-    <TaxCatchAll xmlns="8e922e2c-d434-4569-88ac-67afeec8ca9b" xsi:nil="true"/>
-  </documentManagement>
-</p:properties>
-</file>
-
 <file path=customXml/item4.xml><?xml version="1.0" encoding="utf-8"?>
-<b:Sources xmlns:b="http://schemas.openxmlformats.org/officeDocument/2006/bibliography" xmlns="http://schemas.openxmlformats.org/officeDocument/2006/bibliography" SelectedStyle="\APASixthEditionOfficeOnline.xsl" StyleName="APA" Version="6"/>
+<?mso-contentType ?>
+<FormTemplates xmlns="http://schemas.microsoft.com/sharepoint/v3/contenttype/forms">
+  <Display>DocumentLibraryForm</Display>
+  <Edit>DocumentLibraryForm</Edit>
+  <New>DocumentLibraryForm</New>
+</FormTemplates>
 </file>
 
 <file path=customXml/itemProps1.xml><?xml version="1.0" encoding="utf-8"?>
-<ds:datastoreItem xmlns:ds="http://schemas.openxmlformats.org/officeDocument/2006/customXml" ds:itemID="{71DE08F4-B35B-4C83-9D9E-CD46B5CA120D}">
+<ds:datastoreItem xmlns:ds="http://schemas.openxmlformats.org/officeDocument/2006/customXml" ds:itemID="{16B1A479-950D-49F7-BD16-55F2B21453FA}">
   <ds:schemaRefs>
-    <ds:schemaRef ds:uri="http://schemas.microsoft.com/sharepoint/v3/contenttype/forms"/>
+    <ds:schemaRef ds:uri="http://schemas.openxmlformats.org/officeDocument/2006/bibliography"/>
   </ds:schemaRefs>
 </ds:datastoreItem>
 </file>
 
 <file path=customXml/itemProps2.xml><?xml version="1.0" encoding="utf-8"?>
+<ds:datastoreItem xmlns:ds="http://schemas.openxmlformats.org/officeDocument/2006/customXml" ds:itemID="{44A69993-750B-47D0-8AB0-0BA0A3A4FBDB}">
+  <ds:schemaRefs>
+    <ds:schemaRef ds:uri="http://schemas.microsoft.com/office/2006/metadata/properties"/>
+    <ds:schemaRef ds:uri="http://schemas.microsoft.com/office/infopath/2007/PartnerControls"/>
+    <ds:schemaRef ds:uri="8e922e2c-d434-4569-88ac-67afeec8ca9b"/>
+    <ds:schemaRef ds:uri="08a37d9d-9576-4bab-89c6-ad9e0707cb90"/>
+  </ds:schemaRefs>
+</ds:datastoreItem>
+</file>
+
+<file path=customXml/itemProps3.xml><?xml version="1.0" encoding="utf-8"?>
 <ds:datastoreItem xmlns:ds="http://schemas.openxmlformats.org/officeDocument/2006/customXml" ds:itemID="{1EFA06E7-3B6D-4D54-A768-7AEA2D29050E}">
   <ds:schemaRefs>
     <ds:schemaRef ds:uri="http://schemas.microsoft.com/office/2006/metadata/contentType"/>
@@ -9626,21 +9709,10 @@
 </ds:datastoreItem>
 </file>
 
-<file path=customXml/itemProps3.xml><?xml version="1.0" encoding="utf-8"?>
-<ds:datastoreItem xmlns:ds="http://schemas.openxmlformats.org/officeDocument/2006/customXml" ds:itemID="{44A69993-750B-47D0-8AB0-0BA0A3A4FBDB}">
+<file path=customXml/itemProps4.xml><?xml version="1.0" encoding="utf-8"?>
+<ds:datastoreItem xmlns:ds="http://schemas.openxmlformats.org/officeDocument/2006/customXml" ds:itemID="{71DE08F4-B35B-4C83-9D9E-CD46B5CA120D}">
   <ds:schemaRefs>
-    <ds:schemaRef ds:uri="http://schemas.microsoft.com/office/2006/metadata/properties"/>
-    <ds:schemaRef ds:uri="http://schemas.microsoft.com/office/infopath/2007/PartnerControls"/>
-    <ds:schemaRef ds:uri="8e922e2c-d434-4569-88ac-67afeec8ca9b"/>
-    <ds:schemaRef ds:uri="08a37d9d-9576-4bab-89c6-ad9e0707cb90"/>
-  </ds:schemaRefs>
-</ds:datastoreItem>
-</file>
-
-<file path=customXml/itemProps4.xml><?xml version="1.0" encoding="utf-8"?>
-<ds:datastoreItem xmlns:ds="http://schemas.openxmlformats.org/officeDocument/2006/customXml" ds:itemID="{16B1A479-950D-49F7-BD16-55F2B21453FA}">
-  <ds:schemaRefs>
-    <ds:schemaRef ds:uri="http://schemas.openxmlformats.org/officeDocument/2006/bibliography"/>
+    <ds:schemaRef ds:uri="http://schemas.microsoft.com/sharepoint/v3/contenttype/forms"/>
   </ds:schemaRefs>
 </ds:datastoreItem>
 </file>